--- a/data/concession-rostov/П2_ТЭП_объекта_КС_РО1000+264_v8.docx
+++ b/data/concession-rostov/П2_ТЭП_объекта_КС_РО1000+264_v8.docx
@@ -1,6 +1,6 @@
 
 <file path=word/document.xml><?xml version="1.0" encoding="utf-8"?>
-<w:document xmlns:wpc="http://schemas.microsoft.com/office/word/2010/wordprocessingCanvas" xmlns:mc="http://schemas.openxmlformats.org/markup-compatibility/2006" xmlns:o="urn:schemas-microsoft-com:office:office" xmlns:r="http://schemas.openxmlformats.org/officeDocument/2006/relationships" xmlns:m="http://schemas.openxmlformats.org/officeDocument/2006/math" xmlns:v="urn:schemas-microsoft-com:vml" xmlns:wp14="http://schemas.microsoft.com/office/word/2010/wordprocessingDrawing" xmlns:wp="http://schemas.openxmlformats.org/drawingml/2006/wordprocessingDrawing" xmlns:w10="urn:schemas-microsoft-com:office:word" xmlns:w="http://schemas.openxmlformats.org/wordprocessingml/2006/main" xmlns:w14="http://schemas.microsoft.com/office/word/2010/wordml" xmlns:w15="http://schemas.microsoft.com/office/word/2012/wordml" xmlns:wpg="http://schemas.microsoft.com/office/word/2010/wordprocessingGroup" xmlns:wpi="http://schemas.microsoft.com/office/word/2010/wordprocessingInk" xmlns:wne="http://schemas.microsoft.com/office/word/2006/wordml" xmlns:wps="http://schemas.microsoft.com/office/word/2010/wordprocessingShape" mc:Ignorable="w14 w15 wp14">
+<w:document xmlns:wpc="http://schemas.microsoft.com/office/word/2010/wordprocessingCanvas" xmlns:cx="http://schemas.microsoft.com/office/drawing/2014/chartex" xmlns:cx1="http://schemas.microsoft.com/office/drawing/2015/9/8/chartex" xmlns:cx2="http://schemas.microsoft.com/office/drawing/2015/10/21/chartex" xmlns:cx3="http://schemas.microsoft.com/office/drawing/2016/5/9/chartex" xmlns:cx4="http://schemas.microsoft.com/office/drawing/2016/5/10/chartex" xmlns:cx5="http://schemas.microsoft.com/office/drawing/2016/5/11/chartex" xmlns:cx6="http://schemas.microsoft.com/office/drawing/2016/5/12/chartex" xmlns:cx7="http://schemas.microsoft.com/office/drawing/2016/5/13/chartex" xmlns:cx8="http://schemas.microsoft.com/office/drawing/2016/5/14/chartex" xmlns:mc="http://schemas.openxmlformats.org/markup-compatibility/2006" xmlns:aink="http://schemas.microsoft.com/office/drawing/2016/ink" xmlns:am3d="http://schemas.microsoft.com/office/drawing/2017/model3d" xmlns:o="urn:schemas-microsoft-com:office:office" xmlns:oel="http://schemas.microsoft.com/office/2019/extlst" xmlns:r="http://schemas.openxmlformats.org/officeDocument/2006/relationships" xmlns:m="http://schemas.openxmlformats.org/officeDocument/2006/math" xmlns:v="urn:schemas-microsoft-com:vml" xmlns:wp14="http://schemas.microsoft.com/office/word/2010/wordprocessingDrawing" xmlns:wp="http://schemas.openxmlformats.org/drawingml/2006/wordprocessingDrawing" xmlns:w10="urn:schemas-microsoft-com:office:word" xmlns:w="http://schemas.openxmlformats.org/wordprocessingml/2006/main" xmlns:w14="http://schemas.microsoft.com/office/word/2010/wordml" xmlns:w15="http://schemas.microsoft.com/office/word/2012/wordml" xmlns:w16cex="http://schemas.microsoft.com/office/word/2018/wordml/cex" xmlns:w16cid="http://schemas.microsoft.com/office/word/2016/wordml/cid" xmlns:w16="http://schemas.microsoft.com/office/word/2018/wordml" xmlns:w16du="http://schemas.microsoft.com/office/word/2023/wordml/word16du" xmlns:w16sdtdh="http://schemas.microsoft.com/office/word/2020/wordml/sdtdatahash" xmlns:w16sdtfl="http://schemas.microsoft.com/office/word/2024/wordml/sdtformatlock" xmlns:w16se="http://schemas.microsoft.com/office/word/2015/wordml/symex" xmlns:wpg="http://schemas.microsoft.com/office/word/2010/wordprocessingGroup" xmlns:wpi="http://schemas.microsoft.com/office/word/2010/wordprocessingInk" xmlns:wne="http://schemas.microsoft.com/office/word/2006/wordml" xmlns:wps="http://schemas.microsoft.com/office/word/2010/wordprocessingShape" mc:Ignorable="w14 w15 w16se w16cid w16 w16cex w16sdtdh w16sdtfl w16du wp14">
   <w:body>
     <w:p>
       <w:pPr>
@@ -96,10 +96,26 @@
     <w:p>
       <w:pPr>
         <w:pStyle w:val="110"/>
+        <w:numPr>
+          <w:ilvl w:val="0"/>
+          <w:numId w:val="0"/>
+        </w:numPr>
         <w:ind w:left="993" w:hanging="284"/>
       </w:pPr>
       <w:r>
+        <w:rPr>
+          <w:spacing w:val="-40"/>
+        </w:rPr>
         <w:lastRenderedPageBreak/>
+        <w:t>1.</w:t>
+      </w:r>
+      <w:r>
+        <w:rPr>
+          <w:spacing w:val="-40"/>
+        </w:rPr>
+        <w:tab/>
+      </w:r>
+      <w:r>
         <w:t xml:space="preserve">Описание Объекта </w:t>
       </w:r>
       <w:r>
@@ -164,9 +180,19 @@
     <w:p>
       <w:pPr>
         <w:pStyle w:val="20"/>
-        <w:ind w:left="0" w:firstLine="709"/>
+        <w:numPr>
+          <w:ilvl w:val="0"/>
+          <w:numId w:val="0"/>
+        </w:numPr>
+        <w:ind w:firstLine="709"/>
         <w:contextualSpacing w:val="0"/>
       </w:pPr>
+      <w:r>
+        <w:t>1)</w:t>
+      </w:r>
+      <w:r>
+        <w:tab/>
+      </w:r>
       <w:r>
         <w:t>Платформа мониторинга показателей БДД</w:t>
       </w:r>
@@ -183,9 +209,19 @@
     <w:p>
       <w:pPr>
         <w:pStyle w:val="20"/>
-        <w:ind w:left="0" w:firstLine="709"/>
+        <w:numPr>
+          <w:ilvl w:val="0"/>
+          <w:numId w:val="0"/>
+        </w:numPr>
+        <w:ind w:firstLine="709"/>
         <w:contextualSpacing w:val="0"/>
       </w:pPr>
+      <w:r>
+        <w:t>2)</w:t>
+      </w:r>
+      <w:r>
+        <w:tab/>
+      </w:r>
       <w:r>
         <w:t>Специальное программное обеспечение «Система учета, мониторинга и автоматизации обслуживания инфраструктуры интеллектуальных транспортных систем»;</w:t>
       </w:r>
@@ -193,10 +229,20 @@
     <w:p>
       <w:pPr>
         <w:pStyle w:val="20"/>
-        <w:ind w:left="0" w:firstLine="709"/>
+        <w:numPr>
+          <w:ilvl w:val="0"/>
+          <w:numId w:val="0"/>
+        </w:numPr>
+        <w:ind w:firstLine="709"/>
         <w:contextualSpacing w:val="0"/>
       </w:pPr>
       <w:bookmarkStart w:id="2" w:name="_Hlk79480908"/>
+      <w:r>
+        <w:t>3)</w:t>
+      </w:r>
+      <w:r>
+        <w:tab/>
+      </w:r>
       <w:r>
         <w:t>К</w:t>
       </w:r>
@@ -213,9 +259,19 @@
     <w:p>
       <w:pPr>
         <w:pStyle w:val="20"/>
-        <w:ind w:left="0" w:firstLine="709"/>
+        <w:numPr>
+          <w:ilvl w:val="0"/>
+          <w:numId w:val="0"/>
+        </w:numPr>
+        <w:ind w:firstLine="709"/>
         <w:contextualSpacing w:val="0"/>
       </w:pPr>
+      <w:r>
+        <w:t>4)</w:t>
+      </w:r>
+      <w:r>
+        <w:tab/>
+      </w:r>
       <w:r>
         <w:t>Серверное оборудование;</w:t>
       </w:r>
@@ -223,9 +279,19 @@
     <w:p>
       <w:pPr>
         <w:pStyle w:val="20"/>
-        <w:ind w:left="0" w:firstLine="709"/>
+        <w:numPr>
+          <w:ilvl w:val="0"/>
+          <w:numId w:val="0"/>
+        </w:numPr>
+        <w:ind w:firstLine="709"/>
         <w:contextualSpacing w:val="0"/>
       </w:pPr>
+      <w:r>
+        <w:t>5)</w:t>
+      </w:r>
+      <w:r>
+        <w:tab/>
+      </w:r>
       <w:r>
         <w:t>Технологическое оборудование.</w:t>
       </w:r>
@@ -263,15 +329,10 @@
     <w:p>
       <w:pPr>
         <w:keepNext/>
-        <w:numPr>
-          <w:ilvl w:val="1"/>
-          <w:numId w:val="104"/>
-        </w:numPr>
         <w:tabs>
           <w:tab w:val="left" w:pos="1134"/>
         </w:tabs>
         <w:spacing w:after="120"/>
-        <w:ind w:left="0" w:firstLine="709"/>
         <w:outlineLvl w:val="1"/>
         <w:rPr>
           <w:b/>
@@ -282,6 +343,34 @@
       <w:r>
         <w:rPr>
           <w:b/>
+          <w:color w:val="000000"/>
+          <w:lang w:eastAsia="en-US" w:bidi="x-none"/>
+          <w14:scene3d>
+            <w14:camera w14:prst="orthographicFront"/>
+            <w14:lightRig w14:rig="threePt" w14:dir="t">
+              <w14:rot w14:lat="0" w14:lon="0" w14:rev="0"/>
+            </w14:lightRig>
+          </w14:scene3d>
+        </w:rPr>
+        <w:t>1.1</w:t>
+      </w:r>
+      <w:r>
+        <w:rPr>
+          <w:b/>
+          <w:color w:val="000000"/>
+          <w:lang w:eastAsia="en-US" w:bidi="x-none"/>
+          <w14:scene3d>
+            <w14:camera w14:prst="orthographicFront"/>
+            <w14:lightRig w14:rig="threePt" w14:dir="t">
+              <w14:rot w14:lat="0" w14:lon="0" w14:rev="0"/>
+            </w14:lightRig>
+          </w14:scene3d>
+        </w:rPr>
+        <w:tab/>
+      </w:r>
+      <w:r>
+        <w:rPr>
+          <w:b/>
           <w:bCs/>
           <w:lang w:eastAsia="en-US"/>
         </w:rPr>
@@ -422,10 +511,6 @@
     </w:p>
     <w:p>
       <w:pPr>
-        <w:numPr>
-          <w:ilvl w:val="0"/>
-          <w:numId w:val="111"/>
-        </w:numPr>
         <w:spacing w:line="276" w:lineRule="auto"/>
         <w:ind w:left="993" w:hanging="284"/>
         <w:contextualSpacing/>
@@ -433,6 +518,12 @@
       <w:bookmarkStart w:id="4" w:name="OLE_LINK9"/>
       <w:bookmarkStart w:id="5" w:name="OLE_LINK10"/>
       <w:bookmarkStart w:id="6" w:name="_Hlk164420460"/>
+      <w:r>
+        <w:t>1)</w:t>
+      </w:r>
+      <w:r>
+        <w:tab/>
+      </w:r>
       <w:r>
         <w:t>Администрирование:</w:t>
       </w:r>
@@ -441,23 +532,22 @@
     <w:bookmarkEnd w:id="5"/>
     <w:p>
       <w:pPr>
-        <w:numPr>
-          <w:ilvl w:val="1"/>
-          <w:numId w:val="109"/>
-        </w:numPr>
         <w:spacing w:line="276" w:lineRule="auto"/>
+        <w:ind w:left="2007" w:hanging="360"/>
         <w:contextualSpacing/>
       </w:pPr>
+      <w:r>
+        <w:t>a.</w:t>
+      </w:r>
+      <w:r>
+        <w:tab/>
+      </w:r>
       <w:r>
         <w:t>администрирование прав доступа пользователей;</w:t>
       </w:r>
     </w:p>
     <w:p>
       <w:pPr>
-        <w:numPr>
-          <w:ilvl w:val="0"/>
-          <w:numId w:val="109"/>
-        </w:numPr>
         <w:spacing w:line="276" w:lineRule="auto"/>
         <w:ind w:left="993" w:hanging="284"/>
         <w:contextualSpacing/>
@@ -465,6 +555,12 @@
       <w:bookmarkStart w:id="7" w:name="OLE_LINK11"/>
       <w:bookmarkStart w:id="8" w:name="OLE_LINK12"/>
       <w:r>
+        <w:t>2)</w:t>
+      </w:r>
+      <w:r>
+        <w:tab/>
+      </w:r>
+      <w:r>
         <w:t>Визуализация данных</w:t>
       </w:r>
       <w:bookmarkEnd w:id="6"/>
@@ -476,39 +572,45 @@
     </w:p>
     <w:p>
       <w:pPr>
-        <w:pStyle w:val="aff"/>
-        <w:numPr>
-          <w:ilvl w:val="1"/>
-          <w:numId w:val="131"/>
-        </w:numPr>
         <w:spacing w:line="276" w:lineRule="auto"/>
-      </w:pPr>
+        <w:ind w:left="2007" w:hanging="360"/>
+      </w:pPr>
+      <w:r>
+        <w:t>а.</w:t>
+      </w:r>
+      <w:r>
+        <w:tab/>
+      </w:r>
       <w:r>
         <w:t xml:space="preserve">визуализация на картографической подложке геоинформационных объектов, получаемых из подсистем (КФВФ, рубежи, границы административно-территориальных образований); </w:t>
       </w:r>
     </w:p>
     <w:p>
       <w:pPr>
-        <w:pStyle w:val="aff"/>
-        <w:numPr>
-          <w:ilvl w:val="1"/>
-          <w:numId w:val="131"/>
-        </w:numPr>
         <w:spacing w:line="276" w:lineRule="auto"/>
-      </w:pPr>
+        <w:ind w:left="2007" w:hanging="360"/>
+      </w:pPr>
+      <w:r>
+        <w:t>б.</w:t>
+      </w:r>
+      <w:r>
+        <w:tab/>
+      </w:r>
       <w:r>
         <w:t>визуальное представление объектов в зависимости от их характеристик (типы, статусы объектов);</w:t>
       </w:r>
     </w:p>
     <w:p>
       <w:pPr>
-        <w:pStyle w:val="aff"/>
-        <w:numPr>
-          <w:ilvl w:val="1"/>
-          <w:numId w:val="131"/>
-        </w:numPr>
         <w:spacing w:line="276" w:lineRule="auto"/>
-      </w:pPr>
+        <w:ind w:left="2007" w:hanging="360"/>
+      </w:pPr>
+      <w:r>
+        <w:t>в.</w:t>
+      </w:r>
+      <w:r>
+        <w:tab/>
+      </w:r>
       <w:r>
         <w:t>предоставление интерактивных функций (открытие карточки объекта для просмотра детализированной информации, редактирование данных для объектов, поддерживающих эту возможность) для работы с объектами непосредственно на картографической подложке</w:t>
       </w:r>
@@ -518,25 +620,23 @@
     </w:p>
     <w:p>
       <w:pPr>
-        <w:pStyle w:val="aff"/>
-        <w:numPr>
-          <w:ilvl w:val="1"/>
-          <w:numId w:val="131"/>
-        </w:numPr>
         <w:spacing w:line="276" w:lineRule="auto"/>
-      </w:pPr>
+        <w:ind w:left="2007" w:hanging="360"/>
+      </w:pPr>
+      <w:r>
+        <w:t>г.</w:t>
+      </w:r>
+      <w:r>
+        <w:tab/>
+      </w:r>
       <w:r>
         <w:t>использование картографических подложек с возможностью выбора темы представления: Светлая, Темная, Спутник.</w:t>
       </w:r>
     </w:p>
     <w:p>
       <w:pPr>
-        <w:numPr>
-          <w:ilvl w:val="0"/>
-          <w:numId w:val="109"/>
-        </w:numPr>
         <w:spacing w:line="276" w:lineRule="auto"/>
-        <w:ind w:left="1134"/>
+        <w:ind w:left="1134" w:hanging="360"/>
         <w:contextualSpacing/>
       </w:pPr>
       <w:bookmarkStart w:id="9" w:name="_Hlk164420466"/>
@@ -544,6 +644,12 @@
       <w:bookmarkStart w:id="11" w:name="OLE_LINK14"/>
       <w:r>
         <w:lastRenderedPageBreak/>
+        <w:t>3)</w:t>
+      </w:r>
+      <w:r>
+        <w:tab/>
+      </w:r>
+      <w:r>
         <w:t>Построение отчетов:</w:t>
       </w:r>
     </w:p>
@@ -578,11 +684,43 @@
     <w:p>
       <w:pPr>
         <w:pStyle w:val="111"/>
+        <w:numPr>
+          <w:ilvl w:val="0"/>
+          <w:numId w:val="0"/>
+        </w:numPr>
         <w:tabs>
           <w:tab w:val="clear" w:pos="1134"/>
         </w:tabs>
-        <w:ind w:left="0" w:firstLine="709"/>
-      </w:pPr>
+        <w:ind w:firstLine="709"/>
+      </w:pPr>
+      <w:r>
+        <w:rPr>
+          <w:bCs w:val="0"/>
+          <w:color w:val="000000"/>
+          <w:lang w:bidi="x-none"/>
+          <w14:scene3d>
+            <w14:camera w14:prst="orthographicFront"/>
+            <w14:lightRig w14:rig="threePt" w14:dir="t">
+              <w14:rot w14:lat="0" w14:lon="0" w14:rev="0"/>
+            </w14:lightRig>
+          </w14:scene3d>
+        </w:rPr>
+        <w:t>1.2</w:t>
+      </w:r>
+      <w:r>
+        <w:rPr>
+          <w:bCs w:val="0"/>
+          <w:color w:val="000000"/>
+          <w:lang w:bidi="x-none"/>
+          <w14:scene3d>
+            <w14:camera w14:prst="orthographicFront"/>
+            <w14:lightRig w14:rig="threePt" w14:dir="t">
+              <w14:rot w14:lat="0" w14:lon="0" w14:rev="0"/>
+            </w14:lightRig>
+          </w14:scene3d>
+        </w:rPr>
+        <w:tab/>
+      </w:r>
       <w:r>
         <w:t>Функциональные требования к Специальному программному обеспечению</w:t>
       </w:r>
@@ -602,8 +740,36 @@
     <w:p>
       <w:pPr>
         <w:pStyle w:val="1110"/>
-        <w:ind w:left="1418"/>
-      </w:pPr>
+        <w:numPr>
+          <w:ilvl w:val="0"/>
+          <w:numId w:val="0"/>
+        </w:numPr>
+        <w:ind w:left="1418" w:hanging="720"/>
+      </w:pPr>
+      <w:r>
+        <w:rPr>
+          <w:color w:val="000000"/>
+          <w14:scene3d>
+            <w14:camera w14:prst="orthographicFront"/>
+            <w14:lightRig w14:rig="threePt" w14:dir="t">
+              <w14:rot w14:lat="0" w14:lon="0" w14:rev="0"/>
+            </w14:lightRig>
+          </w14:scene3d>
+        </w:rPr>
+        <w:t>1.2.1</w:t>
+      </w:r>
+      <w:r>
+        <w:rPr>
+          <w:color w:val="000000"/>
+          <w14:scene3d>
+            <w14:camera w14:prst="orthographicFront"/>
+            <w14:lightRig w14:rig="threePt" w14:dir="t">
+              <w14:rot w14:lat="0" w14:lon="0" w14:rev="0"/>
+            </w14:lightRig>
+          </w14:scene3d>
+        </w:rPr>
+        <w:tab/>
+      </w:r>
       <w:r>
         <w:t>Специальное программное обеспечение</w:t>
       </w:r>
@@ -644,16 +810,17 @@
     </w:p>
     <w:p>
       <w:pPr>
-        <w:pStyle w:val="aff"/>
-        <w:numPr>
-          <w:ilvl w:val="0"/>
-          <w:numId w:val="115"/>
-        </w:numPr>
-        <w:ind w:left="1134"/>
+        <w:ind w:left="1134" w:hanging="360"/>
         <w:rPr>
           <w:rFonts w:eastAsia="Calibri"/>
         </w:rPr>
       </w:pPr>
+      <w:r>
+        <w:t>-</w:t>
+      </w:r>
+      <w:r>
+        <w:tab/>
+      </w:r>
       <w:r>
         <w:rPr>
           <w:rFonts w:eastAsia="Calibri"/>
@@ -663,16 +830,17 @@
     </w:p>
     <w:p>
       <w:pPr>
-        <w:pStyle w:val="aff"/>
-        <w:numPr>
-          <w:ilvl w:val="0"/>
-          <w:numId w:val="115"/>
-        </w:numPr>
-        <w:ind w:left="1134"/>
+        <w:ind w:left="1134" w:hanging="360"/>
         <w:rPr>
           <w:rFonts w:eastAsia="Calibri"/>
         </w:rPr>
       </w:pPr>
+      <w:r>
+        <w:t>-</w:t>
+      </w:r>
+      <w:r>
+        <w:tab/>
+      </w:r>
       <w:r>
         <w:rPr>
           <w:rFonts w:eastAsia="Calibri"/>
@@ -682,16 +850,17 @@
     </w:p>
     <w:p>
       <w:pPr>
-        <w:pStyle w:val="aff"/>
-        <w:numPr>
-          <w:ilvl w:val="0"/>
-          <w:numId w:val="115"/>
-        </w:numPr>
-        <w:ind w:left="1134"/>
+        <w:ind w:left="1134" w:hanging="360"/>
         <w:rPr>
           <w:rFonts w:eastAsia="Calibri"/>
         </w:rPr>
       </w:pPr>
+      <w:r>
+        <w:t>-</w:t>
+      </w:r>
+      <w:r>
+        <w:tab/>
+      </w:r>
       <w:r>
         <w:rPr>
           <w:rFonts w:eastAsia="Calibri"/>
@@ -701,16 +870,17 @@
     </w:p>
     <w:p>
       <w:pPr>
-        <w:pStyle w:val="aff"/>
-        <w:numPr>
-          <w:ilvl w:val="0"/>
-          <w:numId w:val="115"/>
-        </w:numPr>
-        <w:ind w:left="1134"/>
+        <w:ind w:left="1134" w:hanging="360"/>
         <w:rPr>
           <w:rFonts w:eastAsia="Calibri"/>
         </w:rPr>
       </w:pPr>
+      <w:r>
+        <w:t>-</w:t>
+      </w:r>
+      <w:r>
+        <w:tab/>
+      </w:r>
       <w:r>
         <w:rPr>
           <w:rFonts w:eastAsia="Calibri"/>
@@ -720,16 +890,17 @@
     </w:p>
     <w:p>
       <w:pPr>
-        <w:pStyle w:val="aff"/>
-        <w:numPr>
-          <w:ilvl w:val="0"/>
-          <w:numId w:val="115"/>
-        </w:numPr>
-        <w:ind w:left="1134"/>
+        <w:ind w:left="1134" w:hanging="360"/>
         <w:rPr>
           <w:rFonts w:eastAsia="Calibri"/>
         </w:rPr>
       </w:pPr>
+      <w:r>
+        <w:t>-</w:t>
+      </w:r>
+      <w:r>
+        <w:tab/>
+      </w:r>
       <w:r>
         <w:rPr>
           <w:rFonts w:eastAsia="Calibri"/>
@@ -739,16 +910,17 @@
     </w:p>
     <w:p>
       <w:pPr>
-        <w:pStyle w:val="aff"/>
-        <w:numPr>
-          <w:ilvl w:val="0"/>
-          <w:numId w:val="115"/>
-        </w:numPr>
-        <w:ind w:left="1134"/>
+        <w:ind w:left="1134" w:hanging="360"/>
         <w:rPr>
           <w:rFonts w:eastAsia="Calibri"/>
         </w:rPr>
       </w:pPr>
+      <w:r>
+        <w:t>-</w:t>
+      </w:r>
+      <w:r>
+        <w:tab/>
+      </w:r>
       <w:r>
         <w:rPr>
           <w:rFonts w:eastAsia="Calibri"/>
@@ -770,16 +942,17 @@
     </w:p>
     <w:p>
       <w:pPr>
-        <w:pStyle w:val="aff"/>
-        <w:numPr>
-          <w:ilvl w:val="0"/>
-          <w:numId w:val="115"/>
-        </w:numPr>
-        <w:ind w:left="1134"/>
+        <w:ind w:left="1134" w:hanging="360"/>
         <w:rPr>
           <w:rFonts w:eastAsia="Calibri"/>
         </w:rPr>
       </w:pPr>
+      <w:r>
+        <w:t>-</w:t>
+      </w:r>
+      <w:r>
+        <w:tab/>
+      </w:r>
       <w:r>
         <w:rPr>
           <w:rFonts w:eastAsia="Calibri"/>
@@ -813,8 +986,40 @@
     <w:p>
       <w:pPr>
         <w:pStyle w:val="111"/>
-        <w:ind w:left="0" w:firstLine="709"/>
-      </w:pPr>
+        <w:numPr>
+          <w:ilvl w:val="0"/>
+          <w:numId w:val="0"/>
+        </w:numPr>
+        <w:ind w:firstLine="709"/>
+      </w:pPr>
+      <w:r>
+        <w:rPr>
+          <w:bCs w:val="0"/>
+          <w:color w:val="000000"/>
+          <w:lang w:bidi="x-none"/>
+          <w14:scene3d>
+            <w14:camera w14:prst="orthographicFront"/>
+            <w14:lightRig w14:rig="threePt" w14:dir="t">
+              <w14:rot w14:lat="0" w14:lon="0" w14:rev="0"/>
+            </w14:lightRig>
+          </w14:scene3d>
+        </w:rPr>
+        <w:t>1.3</w:t>
+      </w:r>
+      <w:r>
+        <w:rPr>
+          <w:bCs w:val="0"/>
+          <w:color w:val="000000"/>
+          <w:lang w:bidi="x-none"/>
+          <w14:scene3d>
+            <w14:camera w14:prst="orthographicFront"/>
+            <w14:lightRig w14:rig="threePt" w14:dir="t">
+              <w14:rot w14:lat="0" w14:lon="0" w14:rev="0"/>
+            </w14:lightRig>
+          </w14:scene3d>
+        </w:rPr>
+        <w:tab/>
+      </w:r>
       <w:r>
         <w:t>Функциональные</w:t>
       </w:r>
@@ -860,12 +1065,44 @@
     <w:p>
       <w:pPr>
         <w:pStyle w:val="111"/>
-        <w:ind w:left="0" w:firstLine="709"/>
+        <w:numPr>
+          <w:ilvl w:val="0"/>
+          <w:numId w:val="0"/>
+        </w:numPr>
+        <w:ind w:firstLine="709"/>
       </w:pPr>
       <w:bookmarkStart w:id="13" w:name="_Toc417311387"/>
       <w:bookmarkStart w:id="14" w:name="_Toc412799086"/>
       <w:bookmarkStart w:id="15" w:name="_Toc415942770"/>
       <w:bookmarkStart w:id="16" w:name="_Toc1842600"/>
+      <w:r>
+        <w:rPr>
+          <w:bCs w:val="0"/>
+          <w:color w:val="000000"/>
+          <w:lang w:bidi="x-none"/>
+          <w14:scene3d>
+            <w14:camera w14:prst="orthographicFront"/>
+            <w14:lightRig w14:rig="threePt" w14:dir="t">
+              <w14:rot w14:lat="0" w14:lon="0" w14:rev="0"/>
+            </w14:lightRig>
+          </w14:scene3d>
+        </w:rPr>
+        <w:t>1.4</w:t>
+      </w:r>
+      <w:r>
+        <w:rPr>
+          <w:bCs w:val="0"/>
+          <w:color w:val="000000"/>
+          <w:lang w:bidi="x-none"/>
+          <w14:scene3d>
+            <w14:camera w14:prst="orthographicFront"/>
+            <w14:lightRig w14:rig="threePt" w14:dir="t">
+              <w14:rot w14:lat="0" w14:lon="0" w14:rev="0"/>
+            </w14:lightRig>
+          </w14:scene3d>
+        </w:rPr>
+        <w:tab/>
+      </w:r>
       <w:r>
         <w:t>Функциональные т</w:t>
       </w:r>
@@ -880,17 +1117,45 @@
     <w:p>
       <w:pPr>
         <w:pStyle w:val="1110"/>
+        <w:numPr>
+          <w:ilvl w:val="0"/>
+          <w:numId w:val="0"/>
+        </w:numPr>
         <w:tabs>
           <w:tab w:val="clear" w:pos="1134"/>
           <w:tab w:val="clear" w:pos="5104"/>
         </w:tabs>
-        <w:ind w:left="0" w:firstLine="709"/>
+        <w:ind w:firstLine="709"/>
       </w:pPr>
       <w:bookmarkStart w:id="17" w:name="_Toc412799087"/>
       <w:bookmarkStart w:id="18" w:name="_Toc415942771"/>
       <w:bookmarkStart w:id="19" w:name="_Toc417311388"/>
       <w:bookmarkStart w:id="20" w:name="_Toc1842601"/>
       <w:r>
+        <w:rPr>
+          <w:color w:val="000000"/>
+          <w14:scene3d>
+            <w14:camera w14:prst="orthographicFront"/>
+            <w14:lightRig w14:rig="threePt" w14:dir="t">
+              <w14:rot w14:lat="0" w14:lon="0" w14:rev="0"/>
+            </w14:lightRig>
+          </w14:scene3d>
+        </w:rPr>
+        <w:t>1.4.1</w:t>
+      </w:r>
+      <w:r>
+        <w:rPr>
+          <w:color w:val="000000"/>
+          <w14:scene3d>
+            <w14:camera w14:prst="orthographicFront"/>
+            <w14:lightRig w14:rig="threePt" w14:dir="t">
+              <w14:rot w14:lat="0" w14:lon="0" w14:rev="0"/>
+            </w14:lightRig>
+          </w14:scene3d>
+        </w:rPr>
+        <w:tab/>
+      </w:r>
+      <w:r>
         <w:t>Общие</w:t>
       </w:r>
       <w:r>
@@ -915,8 +1180,18 @@
     <w:p>
       <w:pPr>
         <w:pStyle w:val="14"/>
-        <w:ind w:left="0" w:firstLine="709"/>
-      </w:pPr>
+        <w:numPr>
+          <w:ilvl w:val="0"/>
+          <w:numId w:val="0"/>
+        </w:numPr>
+        <w:ind w:firstLine="709"/>
+      </w:pPr>
+      <w:r>
+        <w:t>-</w:t>
+      </w:r>
+      <w:r>
+        <w:tab/>
+      </w:r>
       <w:r>
         <w:t>требованиям ГОСТ Р 57144-2016 «Специальные технические средства, работающие в автоматическом режиме и имеющие функции фото- и киносъемки, видеозаписи, для обеспечения контроля за дорожным движением. Общие технические требования»;</w:t>
       </w:r>
@@ -924,8 +1199,18 @@
     <w:p>
       <w:pPr>
         <w:pStyle w:val="14"/>
-        <w:ind w:left="0" w:firstLine="709"/>
-      </w:pPr>
+        <w:numPr>
+          <w:ilvl w:val="0"/>
+          <w:numId w:val="0"/>
+        </w:numPr>
+        <w:ind w:firstLine="709"/>
+      </w:pPr>
+      <w:r>
+        <w:t>-</w:t>
+      </w:r>
+      <w:r>
+        <w:tab/>
+      </w:r>
       <w:r>
         <w:t xml:space="preserve">Федеральному закону от 26.06.2008 № 102-ФЗ «Об обеспечении единства измерений» (п. </w:t>
       </w:r>
@@ -939,8 +1224,18 @@
     <w:p>
       <w:pPr>
         <w:pStyle w:val="14"/>
-        <w:ind w:left="0" w:firstLine="709"/>
-      </w:pPr>
+        <w:numPr>
+          <w:ilvl w:val="0"/>
+          <w:numId w:val="0"/>
+        </w:numPr>
+        <w:ind w:firstLine="709"/>
+      </w:pPr>
+      <w:r>
+        <w:t>-</w:t>
+      </w:r>
+      <w:r>
+        <w:tab/>
+      </w:r>
       <w:r>
         <w:t>п</w:t>
       </w:r>
@@ -957,10 +1252,20 @@
     <w:p>
       <w:pPr>
         <w:pStyle w:val="14"/>
-        <w:ind w:left="0" w:firstLine="709"/>
+        <w:numPr>
+          <w:ilvl w:val="0"/>
+          <w:numId w:val="0"/>
+        </w:numPr>
+        <w:ind w:firstLine="709"/>
       </w:pPr>
       <w:r>
         <w:lastRenderedPageBreak/>
+        <w:t>-</w:t>
+      </w:r>
+      <w:r>
+        <w:tab/>
+      </w:r>
+      <w:r>
         <w:t>Федеральному закону от 30.12.2001 № 195-ФЗ «Кодекс Российской Федерации об</w:t>
       </w:r>
       <w:r>
@@ -991,8 +1296,18 @@
     <w:p>
       <w:pPr>
         <w:pStyle w:val="14"/>
-        <w:ind w:left="1134"/>
-      </w:pPr>
+        <w:numPr>
+          <w:ilvl w:val="0"/>
+          <w:numId w:val="0"/>
+        </w:numPr>
+        <w:ind w:left="1134" w:hanging="360"/>
+      </w:pPr>
+      <w:r>
+        <w:t>-</w:t>
+      </w:r>
+      <w:r>
+        <w:tab/>
+      </w:r>
       <w:r>
         <w:t>а</w:t>
       </w:r>
@@ -1006,8 +1321,18 @@
     <w:p>
       <w:pPr>
         <w:pStyle w:val="14"/>
-        <w:ind w:left="1134"/>
-      </w:pPr>
+        <w:numPr>
+          <w:ilvl w:val="0"/>
+          <w:numId w:val="0"/>
+        </w:numPr>
+        <w:ind w:left="1134" w:hanging="360"/>
+      </w:pPr>
+      <w:r>
+        <w:t>-</w:t>
+      </w:r>
+      <w:r>
+        <w:tab/>
+      </w:r>
       <w:r>
         <w:t>к</w:t>
       </w:r>
@@ -1024,8 +1349,18 @@
     <w:p>
       <w:pPr>
         <w:pStyle w:val="14"/>
-        <w:ind w:left="1134"/>
-      </w:pPr>
+        <w:numPr>
+          <w:ilvl w:val="0"/>
+          <w:numId w:val="0"/>
+        </w:numPr>
+        <w:ind w:left="1134" w:hanging="360"/>
+      </w:pPr>
+      <w:r>
+        <w:t>-</w:t>
+      </w:r>
+      <w:r>
+        <w:tab/>
+      </w:r>
       <w:r>
         <w:t>с</w:t>
       </w:r>
@@ -1039,8 +1374,18 @@
     <w:p>
       <w:pPr>
         <w:pStyle w:val="14"/>
-        <w:ind w:left="1134"/>
-      </w:pPr>
+        <w:numPr>
+          <w:ilvl w:val="0"/>
+          <w:numId w:val="0"/>
+        </w:numPr>
+        <w:ind w:left="1134" w:hanging="360"/>
+      </w:pPr>
+      <w:r>
+        <w:t>-</w:t>
+      </w:r>
+      <w:r>
+        <w:tab/>
+      </w:r>
       <w:r>
         <w:t>возможность добавления новых форматов ГРЗ;</w:t>
       </w:r>
@@ -1048,8 +1393,18 @@
     <w:p>
       <w:pPr>
         <w:pStyle w:val="14"/>
-        <w:ind w:left="1134"/>
-      </w:pPr>
+        <w:numPr>
+          <w:ilvl w:val="0"/>
+          <w:numId w:val="0"/>
+        </w:numPr>
+        <w:ind w:left="1134" w:hanging="360"/>
+      </w:pPr>
+      <w:r>
+        <w:t>-</w:t>
+      </w:r>
+      <w:r>
+        <w:tab/>
+      </w:r>
       <w:r>
         <w:t>о</w:t>
       </w:r>
@@ -1063,8 +1418,18 @@
     <w:p>
       <w:pPr>
         <w:pStyle w:val="14"/>
-        <w:ind w:left="1134"/>
-      </w:pPr>
+        <w:numPr>
+          <w:ilvl w:val="0"/>
+          <w:numId w:val="0"/>
+        </w:numPr>
+        <w:ind w:left="1134" w:hanging="360"/>
+      </w:pPr>
+      <w:r>
+        <w:t>-</w:t>
+      </w:r>
+      <w:r>
+        <w:tab/>
+      </w:r>
       <w:r>
         <w:t>а</w:t>
       </w:r>
@@ -1084,8 +1449,18 @@
     <w:p>
       <w:pPr>
         <w:pStyle w:val="14"/>
-        <w:ind w:left="1134"/>
-      </w:pPr>
+        <w:numPr>
+          <w:ilvl w:val="0"/>
+          <w:numId w:val="0"/>
+        </w:numPr>
+        <w:ind w:left="1134" w:hanging="360"/>
+      </w:pPr>
+      <w:r>
+        <w:t>-</w:t>
+      </w:r>
+      <w:r>
+        <w:tab/>
+      </w:r>
       <w:r>
         <w:t>с</w:t>
       </w:r>
@@ -1099,8 +1474,18 @@
     <w:p>
       <w:pPr>
         <w:pStyle w:val="14"/>
-        <w:ind w:left="1134"/>
-      </w:pPr>
+        <w:numPr>
+          <w:ilvl w:val="0"/>
+          <w:numId w:val="0"/>
+        </w:numPr>
+        <w:ind w:left="1134" w:hanging="360"/>
+      </w:pPr>
+      <w:r>
+        <w:t>-</w:t>
+      </w:r>
+      <w:r>
+        <w:tab/>
+      </w:r>
       <w:r>
         <w:t>в</w:t>
       </w:r>
@@ -1114,8 +1499,18 @@
     <w:p>
       <w:pPr>
         <w:pStyle w:val="14"/>
-        <w:ind w:left="1134"/>
-      </w:pPr>
+        <w:numPr>
+          <w:ilvl w:val="0"/>
+          <w:numId w:val="0"/>
+        </w:numPr>
+        <w:ind w:left="1134" w:hanging="360"/>
+      </w:pPr>
+      <w:r>
+        <w:t>-</w:t>
+      </w:r>
+      <w:r>
+        <w:tab/>
+      </w:r>
       <w:r>
         <w:t>з</w:t>
       </w:r>
@@ -1218,12 +1613,40 @@
     <w:p>
       <w:pPr>
         <w:pStyle w:val="1110"/>
+        <w:numPr>
+          <w:ilvl w:val="0"/>
+          <w:numId w:val="0"/>
+        </w:numPr>
         <w:tabs>
           <w:tab w:val="clear" w:pos="1134"/>
           <w:tab w:val="clear" w:pos="5104"/>
         </w:tabs>
-        <w:ind w:left="0" w:firstLine="709"/>
-      </w:pPr>
+        <w:ind w:firstLine="709"/>
+      </w:pPr>
+      <w:r>
+        <w:rPr>
+          <w:color w:val="000000"/>
+          <w14:scene3d>
+            <w14:camera w14:prst="orthographicFront"/>
+            <w14:lightRig w14:rig="threePt" w14:dir="t">
+              <w14:rot w14:lat="0" w14:lon="0" w14:rev="0"/>
+            </w14:lightRig>
+          </w14:scene3d>
+        </w:rPr>
+        <w:t>1.4.2</w:t>
+      </w:r>
+      <w:r>
+        <w:rPr>
+          <w:color w:val="000000"/>
+          <w14:scene3d>
+            <w14:camera w14:prst="orthographicFront"/>
+            <w14:lightRig w14:rig="threePt" w14:dir="t">
+              <w14:rot w14:lat="0" w14:lon="0" w14:rev="0"/>
+            </w14:lightRig>
+          </w14:scene3d>
+        </w:rPr>
+        <w:tab/>
+      </w:r>
       <w:r>
         <w:t xml:space="preserve">Требования к </w:t>
       </w:r>
@@ -1374,8 +1797,18 @@
     <w:p>
       <w:pPr>
         <w:pStyle w:val="14"/>
-        <w:ind w:left="1134"/>
-      </w:pPr>
+        <w:numPr>
+          <w:ilvl w:val="0"/>
+          <w:numId w:val="0"/>
+        </w:numPr>
+        <w:ind w:left="1134" w:hanging="360"/>
+      </w:pPr>
+      <w:r>
+        <w:t>-</w:t>
+      </w:r>
+      <w:r>
+        <w:tab/>
+      </w:r>
       <w:r>
         <w:t>питание: от сети переменного тока 90В - 230 В ± 10 %</w:t>
       </w:r>
@@ -1392,8 +1825,18 @@
     <w:p>
       <w:pPr>
         <w:pStyle w:val="14"/>
-        <w:ind w:left="1134"/>
-      </w:pPr>
+        <w:numPr>
+          <w:ilvl w:val="0"/>
+          <w:numId w:val="0"/>
+        </w:numPr>
+        <w:ind w:left="1134" w:hanging="360"/>
+      </w:pPr>
+      <w:r>
+        <w:t>-</w:t>
+      </w:r>
+      <w:r>
+        <w:tab/>
+      </w:r>
       <w:r>
         <w:t xml:space="preserve">адресный перечень мест размещения оборудования </w:t>
       </w:r>
@@ -1432,10 +1875,26 @@
     <w:p>
       <w:pPr>
         <w:pStyle w:val="110"/>
+        <w:numPr>
+          <w:ilvl w:val="0"/>
+          <w:numId w:val="0"/>
+        </w:numPr>
         <w:ind w:left="993" w:hanging="284"/>
       </w:pPr>
       <w:r>
+        <w:rPr>
+          <w:spacing w:val="-40"/>
+        </w:rPr>
         <w:lastRenderedPageBreak/>
+        <w:t>2.</w:t>
+      </w:r>
+      <w:r>
+        <w:rPr>
+          <w:spacing w:val="-40"/>
+        </w:rPr>
+        <w:tab/>
+      </w:r>
+      <w:r>
         <w:t xml:space="preserve">Технико-экономические показатели Объекта </w:t>
       </w:r>
       <w:r>
@@ -1667,10 +2126,16 @@
               <w:pStyle w:val="20"/>
               <w:numPr>
                 <w:ilvl w:val="0"/>
-                <w:numId w:val="123"/>
+                <w:numId w:val="0"/>
               </w:numPr>
-              <w:ind w:left="616"/>
+              <w:ind w:left="616" w:hanging="360"/>
             </w:pPr>
+            <w:r>
+              <w:t>1)</w:t>
+            </w:r>
+            <w:r>
+              <w:tab/>
+            </w:r>
             <w:r>
               <w:t>Администрирование прав доступа пользователей;</w:t>
             </w:r>
@@ -1678,8 +2143,18 @@
           <w:p>
             <w:pPr>
               <w:pStyle w:val="20"/>
-              <w:ind w:left="616"/>
+              <w:numPr>
+                <w:ilvl w:val="0"/>
+                <w:numId w:val="0"/>
+              </w:numPr>
+              <w:ind w:left="616" w:hanging="360"/>
             </w:pPr>
+            <w:r>
+              <w:t>2)</w:t>
+            </w:r>
+            <w:r>
+              <w:tab/>
+            </w:r>
             <w:r>
               <w:t>Визуализацию данных (на картографической подложке с предоставлением функций работы с</w:t>
             </w:r>
@@ -1693,8 +2168,18 @@
           <w:p>
             <w:pPr>
               <w:pStyle w:val="20"/>
-              <w:ind w:left="616"/>
+              <w:numPr>
+                <w:ilvl w:val="0"/>
+                <w:numId w:val="0"/>
+              </w:numPr>
+              <w:ind w:left="616" w:hanging="360"/>
             </w:pPr>
+            <w:r>
+              <w:t>3)</w:t>
+            </w:r>
+            <w:r>
+              <w:tab/>
+            </w:r>
             <w:r>
               <w:t>Построение отчетов.</w:t>
             </w:r>
@@ -2020,80 +2505,121 @@
           </w:p>
           <w:p>
             <w:pPr>
-              <w:pStyle w:val="aff"/>
-              <w:numPr>
-                <w:ilvl w:val="0"/>
-                <w:numId w:val="110"/>
-              </w:numPr>
-              <w:ind w:left="610"/>
+              <w:ind w:left="610" w:hanging="360"/>
             </w:pPr>
             <w:bookmarkStart w:id="22" w:name="_Hlk164334603"/>
             <w:r>
-              <w:lastRenderedPageBreak/>
+              <w:rPr>
+                <w:rFonts w:ascii="Wingdings" w:hAnsi="Wingdings"/>
+              </w:rPr>
+              <w:t></w:t>
+            </w:r>
+            <w:r>
+              <w:rPr>
+                <w:rFonts w:ascii="Wingdings" w:hAnsi="Wingdings"/>
+              </w:rPr>
+              <w:tab/>
+            </w:r>
+            <w:r>
               <w:t>Подсистема технического учета (ТУ);</w:t>
             </w:r>
           </w:p>
           <w:p>
             <w:pPr>
-              <w:pStyle w:val="aff"/>
-              <w:numPr>
-                <w:ilvl w:val="0"/>
-                <w:numId w:val="110"/>
-              </w:numPr>
-              <w:ind w:left="610"/>
+              <w:ind w:left="610" w:hanging="360"/>
             </w:pPr>
+            <w:r>
+              <w:rPr>
+                <w:rFonts w:ascii="Wingdings" w:hAnsi="Wingdings"/>
+              </w:rPr>
+              <w:t></w:t>
+            </w:r>
+            <w:r>
+              <w:rPr>
+                <w:rFonts w:ascii="Wingdings" w:hAnsi="Wingdings"/>
+              </w:rPr>
+              <w:tab/>
+            </w:r>
             <w:r>
               <w:t>Подсистема управления заявками (УЗ);</w:t>
             </w:r>
           </w:p>
           <w:p>
             <w:pPr>
-              <w:pStyle w:val="aff"/>
-              <w:numPr>
-                <w:ilvl w:val="0"/>
-                <w:numId w:val="110"/>
-              </w:numPr>
-              <w:ind w:left="610"/>
+              <w:ind w:left="610" w:hanging="360"/>
             </w:pPr>
+            <w:r>
+              <w:rPr>
+                <w:rFonts w:ascii="Wingdings" w:hAnsi="Wingdings"/>
+              </w:rPr>
+              <w:t></w:t>
+            </w:r>
+            <w:r>
+              <w:rPr>
+                <w:rFonts w:ascii="Wingdings" w:hAnsi="Wingdings"/>
+              </w:rPr>
+              <w:tab/>
+            </w:r>
             <w:r>
               <w:t>Подсистема технического мониторинга (ТМ);</w:t>
             </w:r>
           </w:p>
           <w:p>
             <w:pPr>
-              <w:pStyle w:val="aff"/>
-              <w:numPr>
-                <w:ilvl w:val="0"/>
-                <w:numId w:val="110"/>
-              </w:numPr>
-              <w:ind w:left="610"/>
+              <w:ind w:left="610" w:hanging="360"/>
             </w:pPr>
+            <w:r>
+              <w:rPr>
+                <w:rFonts w:ascii="Wingdings" w:hAnsi="Wingdings"/>
+              </w:rPr>
+              <w:t></w:t>
+            </w:r>
+            <w:r>
+              <w:rPr>
+                <w:rFonts w:ascii="Wingdings" w:hAnsi="Wingdings"/>
+              </w:rPr>
+              <w:tab/>
+            </w:r>
             <w:r>
               <w:t>Подсистема бизнес-мониторинга (БМ);</w:t>
             </w:r>
           </w:p>
           <w:p>
             <w:pPr>
-              <w:pStyle w:val="aff"/>
-              <w:numPr>
-                <w:ilvl w:val="0"/>
-                <w:numId w:val="110"/>
-              </w:numPr>
-              <w:ind w:left="610"/>
+              <w:ind w:left="610" w:hanging="360"/>
             </w:pPr>
+            <w:r>
+              <w:rPr>
+                <w:rFonts w:ascii="Wingdings" w:hAnsi="Wingdings"/>
+              </w:rPr>
+              <w:t></w:t>
+            </w:r>
+            <w:r>
+              <w:rPr>
+                <w:rFonts w:ascii="Wingdings" w:hAnsi="Wingdings"/>
+              </w:rPr>
+              <w:tab/>
+            </w:r>
             <w:r>
               <w:t>Подсистема обновления КФВФ;</w:t>
             </w:r>
           </w:p>
           <w:p>
             <w:pPr>
-              <w:pStyle w:val="aff"/>
-              <w:numPr>
-                <w:ilvl w:val="0"/>
-                <w:numId w:val="110"/>
-              </w:numPr>
-              <w:ind w:left="610"/>
+              <w:ind w:left="610" w:hanging="360"/>
             </w:pPr>
+            <w:r>
+              <w:rPr>
+                <w:rFonts w:ascii="Wingdings" w:hAnsi="Wingdings"/>
+              </w:rPr>
+              <w:t></w:t>
+            </w:r>
+            <w:r>
+              <w:rPr>
+                <w:rFonts w:ascii="Wingdings" w:hAnsi="Wingdings"/>
+              </w:rPr>
+              <w:tab/>
+            </w:r>
             <w:r>
               <w:t xml:space="preserve">Подсистема хранения </w:t>
             </w:r>
@@ -2109,13 +2635,20 @@
           </w:p>
           <w:p>
             <w:pPr>
-              <w:pStyle w:val="aff"/>
-              <w:numPr>
-                <w:ilvl w:val="0"/>
-                <w:numId w:val="110"/>
-              </w:numPr>
-              <w:ind w:left="610"/>
+              <w:ind w:left="610" w:hanging="360"/>
             </w:pPr>
+            <w:r>
+              <w:rPr>
+                <w:rFonts w:ascii="Wingdings" w:hAnsi="Wingdings"/>
+              </w:rPr>
+              <w:t></w:t>
+            </w:r>
+            <w:r>
+              <w:rPr>
+                <w:rFonts w:ascii="Wingdings" w:hAnsi="Wingdings"/>
+              </w:rPr>
+              <w:tab/>
+            </w:r>
             <w:r>
               <w:t xml:space="preserve">Подсистема сбора и маршрутизации </w:t>
             </w:r>
@@ -2227,7 +2760,6 @@
                 <w:b/>
                 <w:bCs/>
               </w:rPr>
-              <w:lastRenderedPageBreak/>
               <w:t>К</w:t>
             </w:r>
             <w:r>
@@ -2373,11 +2905,7 @@
               <w:t xml:space="preserve"> </w:t>
             </w:r>
             <w:r>
-              <w:t xml:space="preserve">так </w:t>
-            </w:r>
-            <w:r>
-              <w:lastRenderedPageBreak/>
-              <w:t>и</w:t>
+              <w:t>так и</w:t>
             </w:r>
             <w:r>
               <w:t> </w:t>
@@ -2451,39 +2979,63 @@
           </w:p>
           <w:p>
             <w:pPr>
-              <w:pStyle w:val="aff"/>
-              <w:numPr>
-                <w:ilvl w:val="0"/>
-                <w:numId w:val="110"/>
-              </w:numPr>
               <w:shd w:val="clear" w:color="auto" w:fill="FFFFFF" w:themeFill="background1"/>
+              <w:ind w:left="720" w:hanging="360"/>
             </w:pPr>
+            <w:r>
+              <w:rPr>
+                <w:rFonts w:ascii="Wingdings" w:hAnsi="Wingdings"/>
+              </w:rPr>
+              <w:t></w:t>
+            </w:r>
+            <w:r>
+              <w:rPr>
+                <w:rFonts w:ascii="Wingdings" w:hAnsi="Wingdings"/>
+              </w:rPr>
+              <w:tab/>
+            </w:r>
             <w:r>
               <w:t>Автоматическая фотовидеофиксация нарушений ПДД в зоне контроля одновременно в попутном и/или встречном направлениях;</w:t>
             </w:r>
           </w:p>
           <w:p>
             <w:pPr>
-              <w:pStyle w:val="aff"/>
-              <w:numPr>
-                <w:ilvl w:val="0"/>
-                <w:numId w:val="110"/>
-              </w:numPr>
               <w:shd w:val="clear" w:color="auto" w:fill="FFFFFF" w:themeFill="background1"/>
+              <w:ind w:left="720" w:hanging="360"/>
             </w:pPr>
+            <w:r>
+              <w:rPr>
+                <w:rFonts w:ascii="Wingdings" w:hAnsi="Wingdings"/>
+              </w:rPr>
+              <w:t></w:t>
+            </w:r>
+            <w:r>
+              <w:rPr>
+                <w:rFonts w:ascii="Wingdings" w:hAnsi="Wingdings"/>
+              </w:rPr>
+              <w:tab/>
+            </w:r>
             <w:r>
               <w:t>Автоматическое распознавание ГРЗ всех типов ТС, применяемых в РФ в том числе ГРЗ ТС Луганской Народной Республики и Донецкой Народной Республики, а также стран СНГ и Балтии (Литва, Латвия, Эстония), а также Абхазии, Беларусь, Казахстан, Армения, Узбекистан;</w:t>
             </w:r>
           </w:p>
           <w:p>
             <w:pPr>
-              <w:pStyle w:val="aff"/>
-              <w:numPr>
-                <w:ilvl w:val="0"/>
-                <w:numId w:val="110"/>
-              </w:numPr>
               <w:shd w:val="clear" w:color="auto" w:fill="FFFFFF" w:themeFill="background1"/>
+              <w:ind w:left="720" w:hanging="360"/>
             </w:pPr>
+            <w:r>
+              <w:rPr>
+                <w:rFonts w:ascii="Wingdings" w:hAnsi="Wingdings"/>
+              </w:rPr>
+              <w:t></w:t>
+            </w:r>
+            <w:r>
+              <w:rPr>
+                <w:rFonts w:ascii="Wingdings" w:hAnsi="Wingdings"/>
+              </w:rPr>
+              <w:tab/>
+            </w:r>
             <w:r>
               <w:t>Фиксация всех проходящих в зоне контроля ТС (без формирования нарушения), в том числе с отсутствующим ГРЗ;</w:t>
             </w:r>
@@ -2540,12 +3092,20 @@
           </w:p>
           <w:p>
             <w:pPr>
-              <w:pStyle w:val="aff"/>
-              <w:numPr>
-                <w:ilvl w:val="0"/>
-                <w:numId w:val="110"/>
-              </w:numPr>
+              <w:ind w:left="720" w:hanging="360"/>
             </w:pPr>
+            <w:r>
+              <w:rPr>
+                <w:rFonts w:ascii="Wingdings" w:hAnsi="Wingdings"/>
+              </w:rPr>
+              <w:t></w:t>
+            </w:r>
+            <w:r>
+              <w:rPr>
+                <w:rFonts w:ascii="Wingdings" w:hAnsi="Wingdings"/>
+              </w:rPr>
+              <w:tab/>
+            </w:r>
             <w:r>
               <w:t>Вид по степени мобильности: стационарный</w:t>
             </w:r>
@@ -2558,51 +3118,82 @@
           </w:p>
           <w:p>
             <w:pPr>
-              <w:pStyle w:val="aff"/>
-              <w:numPr>
-                <w:ilvl w:val="0"/>
-                <w:numId w:val="110"/>
-              </w:numPr>
+              <w:ind w:left="720" w:hanging="360"/>
             </w:pPr>
+            <w:r>
+              <w:rPr>
+                <w:rFonts w:ascii="Wingdings" w:hAnsi="Wingdings"/>
+              </w:rPr>
+              <w:t></w:t>
+            </w:r>
+            <w:r>
+              <w:rPr>
+                <w:rFonts w:ascii="Wingdings" w:hAnsi="Wingdings"/>
+              </w:rPr>
+              <w:tab/>
+            </w:r>
             <w:r>
               <w:t>Назначение: считывание и распознавание регистрационных знаков транспортных средств, определение скорости автомобилей, попавших в зону действия комплекса, фото и видеофиксация, анализ, хранение, передача информации в центры ее обработки;</w:t>
             </w:r>
           </w:p>
           <w:p>
             <w:pPr>
-              <w:pStyle w:val="aff"/>
-              <w:numPr>
-                <w:ilvl w:val="0"/>
-                <w:numId w:val="110"/>
-              </w:numPr>
+              <w:ind w:left="720" w:hanging="360"/>
             </w:pPr>
+            <w:r>
+              <w:rPr>
+                <w:rFonts w:ascii="Wingdings" w:hAnsi="Wingdings"/>
+              </w:rPr>
+              <w:t></w:t>
+            </w:r>
+            <w:r>
+              <w:rPr>
+                <w:rFonts w:ascii="Wingdings" w:hAnsi="Wingdings"/>
+              </w:rPr>
+              <w:tab/>
+            </w:r>
             <w:r>
               <w:t>Вид по способу измерения скорости: измеряющее мгновенную скорость транспортного средства;</w:t>
             </w:r>
           </w:p>
           <w:p>
             <w:pPr>
-              <w:pStyle w:val="aff"/>
-              <w:numPr>
-                <w:ilvl w:val="0"/>
-                <w:numId w:val="110"/>
-              </w:numPr>
+              <w:ind w:left="720" w:hanging="360"/>
             </w:pPr>
+            <w:r>
+              <w:rPr>
+                <w:rFonts w:ascii="Wingdings" w:hAnsi="Wingdings"/>
+              </w:rPr>
+              <w:t></w:t>
+            </w:r>
+            <w:r>
+              <w:rPr>
+                <w:rFonts w:ascii="Wingdings" w:hAnsi="Wingdings"/>
+              </w:rPr>
+              <w:tab/>
+            </w:r>
             <w:r>
               <w:t>Вид по принципу измерения параметров транспортных средств:</w:t>
             </w:r>
           </w:p>
           <w:p>
             <w:pPr>
-              <w:pStyle w:val="aff"/>
-              <w:numPr>
-                <w:ilvl w:val="0"/>
-                <w:numId w:val="129"/>
-              </w:numPr>
               <w:spacing w:before="0"/>
               <w:ind w:left="619" w:firstLine="0"/>
             </w:pPr>
             <w:r>
+              <w:rPr>
+                <w:rFonts w:ascii="Symbol" w:hAnsi="Symbol"/>
+              </w:rPr>
+              <w:t></w:t>
+            </w:r>
+            <w:r>
+              <w:rPr>
+                <w:rFonts w:ascii="Symbol" w:hAnsi="Symbol"/>
+              </w:rPr>
+              <w:tab/>
+            </w:r>
+            <w:r>
               <w:t xml:space="preserve"> </w:t>
             </w:r>
             <w:r>
@@ -2614,51 +3205,81 @@
           </w:p>
           <w:p>
             <w:pPr>
-              <w:pStyle w:val="aff"/>
-              <w:numPr>
-                <w:ilvl w:val="0"/>
-                <w:numId w:val="110"/>
-              </w:numPr>
+              <w:ind w:left="720" w:hanging="360"/>
             </w:pPr>
+            <w:r>
+              <w:rPr>
+                <w:rFonts w:ascii="Wingdings" w:hAnsi="Wingdings"/>
+              </w:rPr>
+              <w:t></w:t>
+            </w:r>
+            <w:r>
+              <w:rPr>
+                <w:rFonts w:ascii="Wingdings" w:hAnsi="Wingdings"/>
+              </w:rPr>
+              <w:tab/>
+            </w:r>
             <w:r>
               <w:t xml:space="preserve">Тип изображения: </w:t>
             </w:r>
           </w:p>
           <w:p>
             <w:pPr>
-              <w:pStyle w:val="aff"/>
-              <w:numPr>
-                <w:ilvl w:val="0"/>
-                <w:numId w:val="129"/>
-              </w:numPr>
               <w:spacing w:before="0"/>
               <w:ind w:left="619" w:firstLine="0"/>
             </w:pPr>
             <w:r>
-              <w:lastRenderedPageBreak/>
+              <w:rPr>
+                <w:rFonts w:ascii="Symbol" w:hAnsi="Symbol"/>
+              </w:rPr>
+              <w:t></w:t>
+            </w:r>
+            <w:r>
+              <w:rPr>
+                <w:rFonts w:ascii="Symbol" w:hAnsi="Symbol"/>
+              </w:rPr>
+              <w:tab/>
+            </w:r>
+            <w:r>
               <w:t>любое из следующих типов: комбинированное, цветное, черно белое»</w:t>
             </w:r>
           </w:p>
           <w:p>
             <w:pPr>
-              <w:pStyle w:val="aff"/>
-              <w:numPr>
-                <w:ilvl w:val="0"/>
-                <w:numId w:val="110"/>
-              </w:numPr>
+              <w:ind w:left="720" w:hanging="360"/>
             </w:pPr>
+            <w:r>
+              <w:rPr>
+                <w:rFonts w:ascii="Wingdings" w:hAnsi="Wingdings"/>
+              </w:rPr>
+              <w:t></w:t>
+            </w:r>
+            <w:r>
+              <w:rPr>
+                <w:rFonts w:ascii="Wingdings" w:hAnsi="Wingdings"/>
+              </w:rPr>
+              <w:tab/>
+            </w:r>
             <w:r>
               <w:t>Степень защиты IP: IP 65, IP 66;</w:t>
             </w:r>
           </w:p>
           <w:p>
             <w:pPr>
-              <w:pStyle w:val="aff"/>
-              <w:numPr>
-                <w:ilvl w:val="0"/>
-                <w:numId w:val="110"/>
-              </w:numPr>
+              <w:ind w:left="720" w:hanging="360"/>
             </w:pPr>
+            <w:r>
+              <w:rPr>
+                <w:rFonts w:ascii="Wingdings" w:hAnsi="Wingdings"/>
+              </w:rPr>
+              <w:t></w:t>
+            </w:r>
+            <w:r>
+              <w:rPr>
+                <w:rFonts w:ascii="Wingdings" w:hAnsi="Wingdings"/>
+              </w:rPr>
+              <w:tab/>
+            </w:r>
             <w:r>
               <w:t>Максимальная потребляемая мощность: ≤ 1000 Ватт</w:t>
             </w:r>
@@ -2671,12 +3292,20 @@
           </w:p>
           <w:p>
             <w:pPr>
-              <w:pStyle w:val="aff"/>
-              <w:numPr>
-                <w:ilvl w:val="0"/>
-                <w:numId w:val="110"/>
-              </w:numPr>
+              <w:ind w:left="720" w:hanging="360"/>
             </w:pPr>
+            <w:r>
+              <w:rPr>
+                <w:rFonts w:ascii="Wingdings" w:hAnsi="Wingdings"/>
+              </w:rPr>
+              <w:t></w:t>
+            </w:r>
+            <w:r>
+              <w:rPr>
+                <w:rFonts w:ascii="Wingdings" w:hAnsi="Wingdings"/>
+              </w:rPr>
+              <w:tab/>
+            </w:r>
             <w:r>
               <w:t>Возможность удаленного управления: да</w:t>
             </w:r>
@@ -2689,12 +3318,20 @@
           </w:p>
           <w:p>
             <w:pPr>
-              <w:pStyle w:val="aff"/>
-              <w:numPr>
-                <w:ilvl w:val="0"/>
-                <w:numId w:val="110"/>
-              </w:numPr>
+              <w:ind w:left="720" w:hanging="360"/>
             </w:pPr>
+            <w:r>
+              <w:rPr>
+                <w:rFonts w:ascii="Wingdings" w:hAnsi="Wingdings"/>
+              </w:rPr>
+              <w:t></w:t>
+            </w:r>
+            <w:r>
+              <w:rPr>
+                <w:rFonts w:ascii="Wingdings" w:hAnsi="Wingdings"/>
+              </w:rPr>
+              <w:tab/>
+            </w:r>
             <w:r>
               <w:t xml:space="preserve">Количество контролируемых полос движения: </w:t>
             </w:r>
@@ -2707,48 +3344,80 @@
           </w:p>
           <w:p>
             <w:pPr>
-              <w:pStyle w:val="aff"/>
-              <w:numPr>
-                <w:ilvl w:val="0"/>
-                <w:numId w:val="110"/>
-              </w:numPr>
+              <w:ind w:left="720" w:hanging="360"/>
             </w:pPr>
+            <w:r>
+              <w:rPr>
+                <w:rFonts w:ascii="Wingdings" w:hAnsi="Wingdings"/>
+              </w:rPr>
+              <w:t></w:t>
+            </w:r>
+            <w:r>
+              <w:rPr>
+                <w:rFonts w:ascii="Wingdings" w:hAnsi="Wingdings"/>
+              </w:rPr>
+              <w:tab/>
+            </w:r>
             <w:r>
               <w:t>Тип канала связи для передачи информации на внешний аппаратно-программный комплекс: беспроводной, проводной;</w:t>
             </w:r>
           </w:p>
           <w:p>
             <w:pPr>
-              <w:pStyle w:val="aff"/>
-              <w:numPr>
-                <w:ilvl w:val="0"/>
-                <w:numId w:val="110"/>
-              </w:numPr>
+              <w:ind w:left="720" w:hanging="360"/>
             </w:pPr>
+            <w:r>
+              <w:rPr>
+                <w:rFonts w:ascii="Wingdings" w:hAnsi="Wingdings"/>
+              </w:rPr>
+              <w:t></w:t>
+            </w:r>
+            <w:r>
+              <w:rPr>
+                <w:rFonts w:ascii="Wingdings" w:hAnsi="Wingdings"/>
+              </w:rPr>
+              <w:tab/>
+            </w:r>
             <w:r>
               <w:t>Конструктивное исполнение: моноблок, отдельный блок обработки данных;</w:t>
             </w:r>
           </w:p>
           <w:p>
             <w:pPr>
-              <w:pStyle w:val="aff"/>
-              <w:numPr>
-                <w:ilvl w:val="0"/>
-                <w:numId w:val="110"/>
-              </w:numPr>
+              <w:ind w:left="720" w:hanging="360"/>
             </w:pPr>
+            <w:r>
+              <w:rPr>
+                <w:rFonts w:ascii="Wingdings" w:hAnsi="Wingdings"/>
+              </w:rPr>
+              <w:t></w:t>
+            </w:r>
+            <w:r>
+              <w:rPr>
+                <w:rFonts w:ascii="Wingdings" w:hAnsi="Wingdings"/>
+              </w:rPr>
+              <w:tab/>
+            </w:r>
             <w:r>
               <w:t>Наличие комплекта для монтажа и эксплуатации: да;</w:t>
             </w:r>
           </w:p>
           <w:p>
             <w:pPr>
-              <w:pStyle w:val="aff"/>
-              <w:numPr>
-                <w:ilvl w:val="0"/>
-                <w:numId w:val="110"/>
-              </w:numPr>
+              <w:ind w:left="720" w:hanging="360"/>
             </w:pPr>
+            <w:r>
+              <w:rPr>
+                <w:rFonts w:ascii="Wingdings" w:hAnsi="Wingdings"/>
+              </w:rPr>
+              <w:t></w:t>
+            </w:r>
+            <w:r>
+              <w:rPr>
+                <w:rFonts w:ascii="Wingdings" w:hAnsi="Wingdings"/>
+              </w:rPr>
+              <w:tab/>
+            </w:r>
             <w:r>
               <w:t xml:space="preserve">Минимальная температура эксплуатации: ≤ -40 </w:t>
             </w:r>
@@ -2768,12 +3437,20 @@
           </w:p>
           <w:p>
             <w:pPr>
-              <w:pStyle w:val="aff"/>
-              <w:numPr>
-                <w:ilvl w:val="0"/>
-                <w:numId w:val="110"/>
-              </w:numPr>
+              <w:ind w:left="720" w:hanging="360"/>
             </w:pPr>
+            <w:r>
+              <w:rPr>
+                <w:rFonts w:ascii="Wingdings" w:hAnsi="Wingdings"/>
+              </w:rPr>
+              <w:t></w:t>
+            </w:r>
+            <w:r>
+              <w:rPr>
+                <w:rFonts w:ascii="Wingdings" w:hAnsi="Wingdings"/>
+              </w:rPr>
+              <w:tab/>
+            </w:r>
             <w:r>
               <w:t xml:space="preserve">Максимальная температура эксплуатации: ≥ 50 </w:t>
             </w:r>
@@ -2801,12 +3478,20 @@
           </w:p>
           <w:p>
             <w:pPr>
-              <w:pStyle w:val="aff"/>
-              <w:numPr>
-                <w:ilvl w:val="0"/>
-                <w:numId w:val="110"/>
-              </w:numPr>
+              <w:ind w:left="720" w:hanging="360"/>
             </w:pPr>
+            <w:r>
+              <w:rPr>
+                <w:rFonts w:ascii="Wingdings" w:hAnsi="Wingdings"/>
+              </w:rPr>
+              <w:t></w:t>
+            </w:r>
+            <w:r>
+              <w:rPr>
+                <w:rFonts w:ascii="Wingdings" w:hAnsi="Wingdings"/>
+              </w:rPr>
+              <w:tab/>
+            </w:r>
             <w:r>
               <w:t xml:space="preserve">Разрешение матрицы, Мп: </w:t>
             </w:r>
@@ -2827,12 +3512,20 @@
           </w:p>
           <w:p>
             <w:pPr>
-              <w:pStyle w:val="aff"/>
-              <w:numPr>
-                <w:ilvl w:val="0"/>
-                <w:numId w:val="110"/>
-              </w:numPr>
+              <w:ind w:left="720" w:hanging="360"/>
             </w:pPr>
+            <w:r>
+              <w:rPr>
+                <w:rFonts w:ascii="Wingdings" w:hAnsi="Wingdings"/>
+              </w:rPr>
+              <w:t></w:t>
+            </w:r>
+            <w:r>
+              <w:rPr>
+                <w:rFonts w:ascii="Wingdings" w:hAnsi="Wingdings"/>
+              </w:rPr>
+              <w:tab/>
+            </w:r>
             <w:r>
               <w:t>Диапазон измерений скорости движения ТС, км/ч:</w:t>
             </w:r>
@@ -2842,11 +3535,6 @@
           </w:p>
           <w:p>
             <w:pPr>
-              <w:pStyle w:val="aff"/>
-              <w:numPr>
-                <w:ilvl w:val="0"/>
-                <w:numId w:val="129"/>
-              </w:numPr>
               <w:spacing w:before="0"/>
               <w:ind w:left="619" w:firstLine="0"/>
               <w:rPr>
@@ -2856,6 +3544,22 @@
               </w:rPr>
             </w:pPr>
             <w:r>
+              <w:rPr>
+                <w:rStyle w:val="fontstyle01"/>
+                <w:rFonts w:ascii="Symbol" w:hAnsi="Symbol"/>
+                <w:color w:val="auto"/>
+              </w:rPr>
+              <w:t></w:t>
+            </w:r>
+            <w:r>
+              <w:rPr>
+                <w:rStyle w:val="fontstyle01"/>
+                <w:rFonts w:ascii="Symbol" w:hAnsi="Symbol"/>
+                <w:color w:val="auto"/>
+              </w:rPr>
+              <w:tab/>
+            </w:r>
+            <w:r>
               <w:t>при измерении по видеокадрам в зоне контроля</w:t>
             </w:r>
             <w:r>
@@ -2870,11 +3574,6 @@
           </w:p>
           <w:p>
             <w:pPr>
-              <w:pStyle w:val="aff"/>
-              <w:numPr>
-                <w:ilvl w:val="0"/>
-                <w:numId w:val="129"/>
-              </w:numPr>
               <w:spacing w:before="0"/>
               <w:ind w:left="619" w:firstLine="0"/>
               <w:rPr>
@@ -2884,6 +3583,22 @@
               </w:rPr>
             </w:pPr>
             <w:r>
+              <w:rPr>
+                <w:rStyle w:val="fontstyle01"/>
+                <w:rFonts w:ascii="Symbol" w:hAnsi="Symbol"/>
+                <w:color w:val="auto"/>
+              </w:rPr>
+              <w:t></w:t>
+            </w:r>
+            <w:r>
+              <w:rPr>
+                <w:rStyle w:val="fontstyle01"/>
+                <w:rFonts w:ascii="Symbol" w:hAnsi="Symbol"/>
+                <w:color w:val="auto"/>
+              </w:rPr>
+              <w:tab/>
+            </w:r>
+            <w:r>
               <w:t xml:space="preserve">при измерении радиолокационным методом в зоне контроля: </w:t>
             </w:r>
             <w:r>
@@ -2895,12 +3610,20 @@
           </w:p>
           <w:p>
             <w:pPr>
-              <w:pStyle w:val="aff"/>
-              <w:numPr>
-                <w:ilvl w:val="0"/>
-                <w:numId w:val="110"/>
-              </w:numPr>
+              <w:ind w:left="720" w:hanging="360"/>
             </w:pPr>
+            <w:r>
+              <w:rPr>
+                <w:rFonts w:ascii="Wingdings" w:hAnsi="Wingdings"/>
+              </w:rPr>
+              <w:t></w:t>
+            </w:r>
+            <w:r>
+              <w:rPr>
+                <w:rFonts w:ascii="Wingdings" w:hAnsi="Wingdings"/>
+              </w:rPr>
+              <w:tab/>
+            </w:r>
             <w:r>
               <w:rPr>
                 <w:rFonts w:hint="eastAsia"/>
@@ -3072,66 +3795,103 @@
           </w:p>
           <w:p>
             <w:pPr>
-              <w:pStyle w:val="aff"/>
-              <w:numPr>
-                <w:ilvl w:val="0"/>
-                <w:numId w:val="129"/>
-              </w:numPr>
               <w:spacing w:before="0"/>
               <w:ind w:left="619" w:firstLine="0"/>
             </w:pPr>
             <w:r>
+              <w:rPr>
+                <w:rFonts w:ascii="Symbol" w:hAnsi="Symbol"/>
+              </w:rPr>
+              <w:t></w:t>
+            </w:r>
+            <w:r>
+              <w:rPr>
+                <w:rFonts w:ascii="Symbol" w:hAnsi="Symbol"/>
+              </w:rPr>
+              <w:tab/>
+            </w:r>
+            <w:r>
               <w:t>при измерении по видеокадрам в зоне контроля: ±1</w:t>
             </w:r>
           </w:p>
           <w:p>
             <w:pPr>
-              <w:pStyle w:val="aff"/>
-              <w:numPr>
-                <w:ilvl w:val="0"/>
-                <w:numId w:val="129"/>
-              </w:numPr>
               <w:spacing w:before="0"/>
               <w:ind w:left="619" w:firstLine="0"/>
             </w:pPr>
             <w:r>
+              <w:rPr>
+                <w:rFonts w:ascii="Symbol" w:hAnsi="Symbol"/>
+              </w:rPr>
+              <w:t></w:t>
+            </w:r>
+            <w:r>
+              <w:rPr>
+                <w:rFonts w:ascii="Symbol" w:hAnsi="Symbol"/>
+              </w:rPr>
+              <w:tab/>
+            </w:r>
+            <w:r>
               <w:t>при измерении радиолокационным методом в зоне контроля : ±1</w:t>
             </w:r>
           </w:p>
           <w:p>
             <w:pPr>
-              <w:pStyle w:val="aff"/>
-              <w:numPr>
-                <w:ilvl w:val="0"/>
-                <w:numId w:val="110"/>
-              </w:numPr>
+              <w:ind w:left="720" w:hanging="360"/>
             </w:pPr>
+            <w:r>
+              <w:rPr>
+                <w:rFonts w:ascii="Wingdings" w:hAnsi="Wingdings"/>
+              </w:rPr>
+              <w:t></w:t>
+            </w:r>
+            <w:r>
+              <w:rPr>
+                <w:rFonts w:ascii="Wingdings" w:hAnsi="Wingdings"/>
+              </w:rPr>
+              <w:tab/>
+            </w:r>
             <w:r>
               <w:t>Пределы допускаемой абсолютной погрешности синхронизации внутренней шкалы времени комплексов с национальной шкалой времени UTC(SU), мкс: ±1</w:t>
             </w:r>
           </w:p>
           <w:p>
             <w:pPr>
-              <w:pStyle w:val="aff"/>
-              <w:numPr>
-                <w:ilvl w:val="0"/>
-                <w:numId w:val="110"/>
-              </w:numPr>
+              <w:ind w:left="720" w:hanging="360"/>
             </w:pPr>
+            <w:r>
+              <w:rPr>
+                <w:rFonts w:ascii="Wingdings" w:hAnsi="Wingdings"/>
+              </w:rPr>
+              <w:t></w:t>
+            </w:r>
+            <w:r>
+              <w:rPr>
+                <w:rFonts w:ascii="Wingdings" w:hAnsi="Wingdings"/>
+              </w:rPr>
+              <w:tab/>
+            </w:r>
             <w:r>
               <w:t>Границы допускаемой абсолютной погрешности (по уровню вероятности 0,95) определения координат в плане (PDOP ≤ 3), м:</w:t>
             </w:r>
           </w:p>
           <w:p>
             <w:pPr>
-              <w:pStyle w:val="aff"/>
-              <w:numPr>
-                <w:ilvl w:val="0"/>
-                <w:numId w:val="129"/>
-              </w:numPr>
               <w:spacing w:before="0"/>
               <w:ind w:left="619" w:firstLine="0"/>
             </w:pPr>
+            <w:r>
+              <w:rPr>
+                <w:rFonts w:ascii="Symbol" w:hAnsi="Symbol"/>
+              </w:rPr>
+              <w:t></w:t>
+            </w:r>
+            <w:r>
+              <w:rPr>
+                <w:rFonts w:ascii="Symbol" w:hAnsi="Symbol"/>
+              </w:rPr>
+              <w:tab/>
+            </w:r>
             <w:r>
               <w:rPr>
                 <w:rFonts w:hint="eastAsia"/>
@@ -3192,48 +3952,80 @@
           </w:p>
           <w:p>
             <w:pPr>
-              <w:pStyle w:val="aff"/>
-              <w:numPr>
-                <w:ilvl w:val="0"/>
-                <w:numId w:val="110"/>
-              </w:numPr>
+              <w:ind w:left="720" w:hanging="360"/>
             </w:pPr>
+            <w:r>
+              <w:rPr>
+                <w:rFonts w:ascii="Wingdings" w:hAnsi="Wingdings"/>
+              </w:rPr>
+              <w:t></w:t>
+            </w:r>
+            <w:r>
+              <w:rPr>
+                <w:rFonts w:ascii="Wingdings" w:hAnsi="Wingdings"/>
+              </w:rPr>
+              <w:tab/>
+            </w:r>
             <w:r>
               <w:t>Диапазон измерений интервалов времени, c: от 1 до 86400</w:t>
             </w:r>
           </w:p>
           <w:p>
             <w:pPr>
-              <w:pStyle w:val="aff"/>
-              <w:numPr>
-                <w:ilvl w:val="0"/>
-                <w:numId w:val="110"/>
-              </w:numPr>
+              <w:ind w:left="720" w:hanging="360"/>
             </w:pPr>
+            <w:r>
+              <w:rPr>
+                <w:rFonts w:ascii="Wingdings" w:hAnsi="Wingdings"/>
+              </w:rPr>
+              <w:t></w:t>
+            </w:r>
+            <w:r>
+              <w:rPr>
+                <w:rFonts w:ascii="Wingdings" w:hAnsi="Wingdings"/>
+              </w:rPr>
+              <w:tab/>
+            </w:r>
             <w:r>
               <w:t>Пределы допускаемой абсолютной погрешности измерений интервалов времени, с: ±1</w:t>
             </w:r>
           </w:p>
           <w:p>
             <w:pPr>
-              <w:pStyle w:val="aff"/>
-              <w:numPr>
-                <w:ilvl w:val="0"/>
-                <w:numId w:val="110"/>
-              </w:numPr>
+              <w:ind w:left="720" w:hanging="360"/>
             </w:pPr>
+            <w:r>
+              <w:rPr>
+                <w:rFonts w:ascii="Wingdings" w:hAnsi="Wingdings"/>
+              </w:rPr>
+              <w:t></w:t>
+            </w:r>
+            <w:r>
+              <w:rPr>
+                <w:rFonts w:ascii="Wingdings" w:hAnsi="Wingdings"/>
+              </w:rPr>
+              <w:tab/>
+            </w:r>
             <w:r>
               <w:t>Диапазон измерений расстояния от комплексов до ТС, м: от 1 до 100</w:t>
             </w:r>
           </w:p>
           <w:p>
             <w:pPr>
-              <w:pStyle w:val="aff"/>
-              <w:numPr>
-                <w:ilvl w:val="0"/>
-                <w:numId w:val="110"/>
-              </w:numPr>
+              <w:ind w:left="720" w:hanging="360"/>
             </w:pPr>
+            <w:r>
+              <w:rPr>
+                <w:rFonts w:ascii="Wingdings" w:hAnsi="Wingdings"/>
+              </w:rPr>
+              <w:t></w:t>
+            </w:r>
+            <w:r>
+              <w:rPr>
+                <w:rFonts w:ascii="Wingdings" w:hAnsi="Wingdings"/>
+              </w:rPr>
+              <w:tab/>
+            </w:r>
             <w:r>
               <w:t>Пределы допускаемой абсолютной погрешности измерений расстояния комплексов до ТС, м: ±1</w:t>
             </w:r>
@@ -3249,11 +4041,8 @@
           <w:p>
             <w:pPr>
               <w:pStyle w:val="affffb"/>
-              <w:numPr>
-                <w:ilvl w:val="0"/>
-                <w:numId w:val="110"/>
-              </w:numPr>
               <w:spacing w:before="100" w:beforeAutospacing="1" w:after="100" w:afterAutospacing="1"/>
+              <w:ind w:left="720" w:hanging="360"/>
               <w:jc w:val="left"/>
               <w:rPr>
                 <w:color w:val="000000"/>
@@ -3261,20 +4050,30 @@
             </w:pPr>
             <w:r>
               <w:rPr>
+                <w:rFonts w:ascii="Wingdings" w:hAnsi="Wingdings"/>
                 <w:color w:val="000000"/>
               </w:rPr>
-              <w:lastRenderedPageBreak/>
+              <w:t></w:t>
+            </w:r>
+            <w:r>
+              <w:rPr>
+                <w:rFonts w:ascii="Wingdings" w:hAnsi="Wingdings"/>
+                <w:color w:val="000000"/>
+              </w:rPr>
+              <w:tab/>
+            </w:r>
+            <w:r>
+              <w:rPr>
+                <w:color w:val="000000"/>
+              </w:rPr>
               <w:t>статья 12.6 — управление транспортным средством водителем, не пристёгнутым ремнём безопасности (при наличии соответствующих условий фиксации);</w:t>
             </w:r>
           </w:p>
           <w:p>
             <w:pPr>
               <w:pStyle w:val="affffb"/>
-              <w:numPr>
-                <w:ilvl w:val="0"/>
-                <w:numId w:val="110"/>
-              </w:numPr>
               <w:spacing w:before="100" w:beforeAutospacing="1" w:after="100" w:afterAutospacing="1"/>
+              <w:ind w:left="720" w:hanging="360"/>
               <w:jc w:val="left"/>
               <w:rPr>
                 <w:color w:val="000000"/>
@@ -3282,6 +4081,20 @@
             </w:pPr>
             <w:r>
               <w:rPr>
+                <w:rFonts w:ascii="Wingdings" w:hAnsi="Wingdings"/>
+                <w:color w:val="000000"/>
+              </w:rPr>
+              <w:t></w:t>
+            </w:r>
+            <w:r>
+              <w:rPr>
+                <w:rFonts w:ascii="Wingdings" w:hAnsi="Wingdings"/>
+                <w:color w:val="000000"/>
+              </w:rPr>
+              <w:tab/>
+            </w:r>
+            <w:r>
+              <w:rPr>
                 <w:color w:val="000000"/>
               </w:rPr>
               <w:t>статья 12.9 — превышение установленной скорости движения;</w:t>
@@ -3290,11 +4103,8 @@
           <w:p>
             <w:pPr>
               <w:pStyle w:val="affffb"/>
-              <w:numPr>
-                <w:ilvl w:val="0"/>
-                <w:numId w:val="110"/>
-              </w:numPr>
               <w:spacing w:before="100" w:beforeAutospacing="1" w:after="100" w:afterAutospacing="1"/>
+              <w:ind w:left="720" w:hanging="360"/>
               <w:jc w:val="left"/>
               <w:rPr>
                 <w:color w:val="000000"/>
@@ -3302,6 +4112,20 @@
             </w:pPr>
             <w:r>
               <w:rPr>
+                <w:rFonts w:ascii="Wingdings" w:hAnsi="Wingdings"/>
+                <w:color w:val="000000"/>
+              </w:rPr>
+              <w:t></w:t>
+            </w:r>
+            <w:r>
+              <w:rPr>
+                <w:rFonts w:ascii="Wingdings" w:hAnsi="Wingdings"/>
+                <w:color w:val="000000"/>
+              </w:rPr>
+              <w:tab/>
+            </w:r>
+            <w:r>
+              <w:rPr>
                 <w:color w:val="000000"/>
               </w:rPr>
               <w:t>статья 12.12 — проезд на запрещающий сигнал светофора либо за стоп-линию;</w:t>
@@ -3310,11 +4134,8 @@
           <w:p>
             <w:pPr>
               <w:pStyle w:val="affffb"/>
-              <w:numPr>
-                <w:ilvl w:val="0"/>
-                <w:numId w:val="110"/>
-              </w:numPr>
               <w:spacing w:before="100" w:beforeAutospacing="1" w:after="100" w:afterAutospacing="1"/>
+              <w:ind w:left="720" w:hanging="360"/>
               <w:jc w:val="left"/>
               <w:rPr>
                 <w:color w:val="000000"/>
@@ -3322,6 +4143,20 @@
             </w:pPr>
             <w:r>
               <w:rPr>
+                <w:rFonts w:ascii="Wingdings" w:hAnsi="Wingdings"/>
+                <w:color w:val="000000"/>
+              </w:rPr>
+              <w:t></w:t>
+            </w:r>
+            <w:r>
+              <w:rPr>
+                <w:rFonts w:ascii="Wingdings" w:hAnsi="Wingdings"/>
+                <w:color w:val="000000"/>
+              </w:rPr>
+              <w:tab/>
+            </w:r>
+            <w:r>
+              <w:rPr>
                 <w:color w:val="000000"/>
               </w:rPr>
               <w:t>статья 12.15 — выезд на полосу встречного движения, движение по обочине, нарушение требований разметки;</w:t>
@@ -3330,11 +4165,8 @@
           <w:p>
             <w:pPr>
               <w:pStyle w:val="affffb"/>
-              <w:numPr>
-                <w:ilvl w:val="0"/>
-                <w:numId w:val="110"/>
-              </w:numPr>
               <w:spacing w:before="100" w:beforeAutospacing="1" w:after="100" w:afterAutospacing="1"/>
+              <w:ind w:left="720" w:hanging="360"/>
               <w:jc w:val="left"/>
               <w:rPr>
                 <w:color w:val="000000"/>
@@ -3342,6 +4174,20 @@
             </w:pPr>
             <w:r>
               <w:rPr>
+                <w:rFonts w:ascii="Wingdings" w:hAnsi="Wingdings"/>
+                <w:color w:val="000000"/>
+              </w:rPr>
+              <w:t></w:t>
+            </w:r>
+            <w:r>
+              <w:rPr>
+                <w:rFonts w:ascii="Wingdings" w:hAnsi="Wingdings"/>
+                <w:color w:val="000000"/>
+              </w:rPr>
+              <w:tab/>
+            </w:r>
+            <w:r>
+              <w:rPr>
                 <w:color w:val="000000"/>
               </w:rPr>
               <w:t>статья 12.16 — несоблюдение требований дорожных знаков и (или) разметки проезжей части;</w:t>
@@ -3350,11 +4196,8 @@
           <w:p>
             <w:pPr>
               <w:pStyle w:val="affffb"/>
-              <w:numPr>
-                <w:ilvl w:val="0"/>
-                <w:numId w:val="110"/>
-              </w:numPr>
               <w:spacing w:before="100" w:beforeAutospacing="1" w:after="100" w:afterAutospacing="1"/>
+              <w:ind w:left="720" w:hanging="360"/>
               <w:jc w:val="left"/>
               <w:rPr>
                 <w:color w:val="000000"/>
@@ -3362,6 +4205,20 @@
             </w:pPr>
             <w:r>
               <w:rPr>
+                <w:rFonts w:ascii="Wingdings" w:hAnsi="Wingdings"/>
+                <w:color w:val="000000"/>
+              </w:rPr>
+              <w:t></w:t>
+            </w:r>
+            <w:r>
+              <w:rPr>
+                <w:rFonts w:ascii="Wingdings" w:hAnsi="Wingdings"/>
+                <w:color w:val="000000"/>
+              </w:rPr>
+              <w:tab/>
+            </w:r>
+            <w:r>
+              <w:rPr>
                 <w:color w:val="000000"/>
               </w:rPr>
               <w:t>статья 12.17 — нарушение правил движения по полосе для маршрутных транспортных средств (в том числе движение по ВПТС);</w:t>
@@ -3370,11 +4227,8 @@
           <w:p>
             <w:pPr>
               <w:pStyle w:val="affffb"/>
-              <w:numPr>
-                <w:ilvl w:val="0"/>
-                <w:numId w:val="110"/>
-              </w:numPr>
               <w:spacing w:before="100" w:beforeAutospacing="1" w:after="100" w:afterAutospacing="1"/>
+              <w:ind w:left="720" w:hanging="360"/>
               <w:jc w:val="left"/>
               <w:rPr>
                 <w:color w:val="000000"/>
@@ -3382,6 +4236,20 @@
             </w:pPr>
             <w:r>
               <w:rPr>
+                <w:rFonts w:ascii="Wingdings" w:hAnsi="Wingdings"/>
+                <w:color w:val="000000"/>
+              </w:rPr>
+              <w:t></w:t>
+            </w:r>
+            <w:r>
+              <w:rPr>
+                <w:rFonts w:ascii="Wingdings" w:hAnsi="Wingdings"/>
+                <w:color w:val="000000"/>
+              </w:rPr>
+              <w:tab/>
+            </w:r>
+            <w:r>
+              <w:rPr>
                 <w:color w:val="000000"/>
               </w:rPr>
               <w:t>статья 12.18 — непропуск пешехода на нерегулируемом пешеходном переходе (при наличии соответствующих условий фиксации);</w:t>
@@ -3390,11 +4258,8 @@
           <w:p>
             <w:pPr>
               <w:pStyle w:val="affffb"/>
-              <w:numPr>
-                <w:ilvl w:val="0"/>
-                <w:numId w:val="110"/>
-              </w:numPr>
               <w:spacing w:before="100" w:beforeAutospacing="1" w:after="100" w:afterAutospacing="1"/>
+              <w:ind w:left="720" w:hanging="360"/>
               <w:jc w:val="left"/>
               <w:rPr>
                 <w:color w:val="000000"/>
@@ -3402,6 +4267,20 @@
             </w:pPr>
             <w:r>
               <w:rPr>
+                <w:rFonts w:ascii="Wingdings" w:hAnsi="Wingdings"/>
+                <w:color w:val="000000"/>
+              </w:rPr>
+              <w:t></w:t>
+            </w:r>
+            <w:r>
+              <w:rPr>
+                <w:rFonts w:ascii="Wingdings" w:hAnsi="Wingdings"/>
+                <w:color w:val="000000"/>
+              </w:rPr>
+              <w:tab/>
+            </w:r>
+            <w:r>
+              <w:rPr>
                 <w:color w:val="000000"/>
               </w:rPr>
               <w:t>статья 12.19 — нарушение правил остановки и стоянки транспортных средств, в том числе в запрещённых зонах;</w:t>
@@ -3410,16 +4289,27 @@
           <w:p>
             <w:pPr>
               <w:pStyle w:val="affffb"/>
-              <w:numPr>
-                <w:ilvl w:val="0"/>
-                <w:numId w:val="110"/>
-              </w:numPr>
               <w:spacing w:before="100" w:beforeAutospacing="1" w:after="100" w:afterAutospacing="1"/>
+              <w:ind w:left="720" w:hanging="360"/>
               <w:jc w:val="left"/>
               <w:rPr>
                 <w:color w:val="000000"/>
               </w:rPr>
             </w:pPr>
+            <w:r>
+              <w:rPr>
+                <w:rFonts w:ascii="Wingdings" w:hAnsi="Wingdings"/>
+                <w:color w:val="000000"/>
+              </w:rPr>
+              <w:t></w:t>
+            </w:r>
+            <w:r>
+              <w:rPr>
+                <w:rFonts w:ascii="Wingdings" w:hAnsi="Wingdings"/>
+                <w:color w:val="000000"/>
+              </w:rPr>
+              <w:tab/>
+            </w:r>
             <w:r>
               <w:rPr>
                 <w:color w:val="000000"/>
@@ -3509,7 +4399,6 @@
                 <w:b/>
                 <w:bCs/>
               </w:rPr>
-              <w:lastRenderedPageBreak/>
               <w:t>Серверное и технологическое оборудование</w:t>
             </w:r>
           </w:p>
@@ -3727,7 +4616,6 @@
                 <w:b/>
                 <w:bCs/>
               </w:rPr>
-              <w:lastRenderedPageBreak/>
               <w:t>Количество</w:t>
             </w:r>
             <w:r>
@@ -3800,12 +4688,23 @@
         <w:pStyle w:val="110"/>
         <w:numPr>
           <w:ilvl w:val="0"/>
-          <w:numId w:val="113"/>
+          <w:numId w:val="0"/>
         </w:numPr>
-        <w:ind w:hanging="578"/>
-      </w:pPr>
-      <w:r>
-        <w:lastRenderedPageBreak/>
+        <w:ind w:left="1287" w:hanging="578"/>
+      </w:pPr>
+      <w:r>
+        <w:rPr>
+          <w:spacing w:val="-40"/>
+        </w:rPr>
+        <w:t>3.</w:t>
+      </w:r>
+      <w:r>
+        <w:rPr>
+          <w:spacing w:val="-40"/>
+        </w:rPr>
+        <w:tab/>
+      </w:r>
+      <w:r>
         <w:t>Нормативные требования к Объекту Соглашения</w:t>
       </w:r>
     </w:p>
@@ -3829,15 +4728,10 @@
     <w:p>
       <w:pPr>
         <w:keepNext/>
-        <w:numPr>
-          <w:ilvl w:val="1"/>
-          <w:numId w:val="104"/>
-        </w:numPr>
         <w:tabs>
           <w:tab w:val="left" w:pos="1134"/>
         </w:tabs>
         <w:spacing w:after="120"/>
-        <w:ind w:left="0" w:firstLine="709"/>
         <w:outlineLvl w:val="1"/>
         <w:rPr>
           <w:b/>
@@ -3848,6 +4742,34 @@
       <w:r>
         <w:rPr>
           <w:b/>
+          <w:color w:val="000000"/>
+          <w:lang w:eastAsia="en-US" w:bidi="x-none"/>
+          <w14:scene3d>
+            <w14:camera w14:prst="orthographicFront"/>
+            <w14:lightRig w14:rig="threePt" w14:dir="t">
+              <w14:rot w14:lat="0" w14:lon="0" w14:rev="0"/>
+            </w14:lightRig>
+          </w14:scene3d>
+        </w:rPr>
+        <w:t>3.1</w:t>
+      </w:r>
+      <w:r>
+        <w:rPr>
+          <w:b/>
+          <w:color w:val="000000"/>
+          <w:lang w:eastAsia="en-US" w:bidi="x-none"/>
+          <w14:scene3d>
+            <w14:camera w14:prst="orthographicFront"/>
+            <w14:lightRig w14:rig="threePt" w14:dir="t">
+              <w14:rot w14:lat="0" w14:lon="0" w14:rev="0"/>
+            </w14:lightRig>
+          </w14:scene3d>
+        </w:rPr>
+        <w:tab/>
+      </w:r>
+      <w:r>
+        <w:rPr>
+          <w:b/>
           <w:bCs/>
           <w:lang w:eastAsia="en-US"/>
         </w:rPr>
@@ -3897,8 +4819,18 @@
     <w:p>
       <w:pPr>
         <w:pStyle w:val="14"/>
-        <w:ind w:left="1134"/>
-      </w:pPr>
+        <w:numPr>
+          <w:ilvl w:val="0"/>
+          <w:numId w:val="0"/>
+        </w:numPr>
+        <w:ind w:left="1134" w:hanging="360"/>
+      </w:pPr>
+      <w:r>
+        <w:t>-</w:t>
+      </w:r>
+      <w:r>
+        <w:tab/>
+      </w:r>
       <w:r>
         <w:t xml:space="preserve">ГОСТ Р 59792-2021 </w:t>
       </w:r>
@@ -3912,8 +4844,18 @@
     <w:p>
       <w:pPr>
         <w:pStyle w:val="14"/>
-        <w:ind w:left="1134"/>
-      </w:pPr>
+        <w:numPr>
+          <w:ilvl w:val="0"/>
+          <w:numId w:val="0"/>
+        </w:numPr>
+        <w:ind w:left="1134" w:hanging="360"/>
+      </w:pPr>
+      <w:r>
+        <w:t>-</w:t>
+      </w:r>
+      <w:r>
+        <w:tab/>
+      </w:r>
       <w:r>
         <w:t xml:space="preserve">ГОСТ Р 59793-2021 </w:t>
       </w:r>
@@ -3927,8 +4869,18 @@
     <w:p>
       <w:pPr>
         <w:pStyle w:val="14"/>
-        <w:ind w:left="1134"/>
-      </w:pPr>
+        <w:numPr>
+          <w:ilvl w:val="0"/>
+          <w:numId w:val="0"/>
+        </w:numPr>
+        <w:ind w:left="1134" w:hanging="360"/>
+      </w:pPr>
+      <w:r>
+        <w:t>-</w:t>
+      </w:r>
+      <w:r>
+        <w:tab/>
+      </w:r>
       <w:r>
         <w:t xml:space="preserve">ГОСТ Р 59853-2021 </w:t>
       </w:r>
@@ -3948,8 +4900,18 @@
     <w:p>
       <w:pPr>
         <w:pStyle w:val="14"/>
-        <w:ind w:left="1134"/>
-      </w:pPr>
+        <w:numPr>
+          <w:ilvl w:val="0"/>
+          <w:numId w:val="0"/>
+        </w:numPr>
+        <w:ind w:left="1134" w:hanging="360"/>
+      </w:pPr>
+      <w:r>
+        <w:t>-</w:t>
+      </w:r>
+      <w:r>
+        <w:tab/>
+      </w:r>
       <w:r>
         <w:t xml:space="preserve">ГОСТ 34.201-2020 </w:t>
       </w:r>
@@ -3969,8 +4931,18 @@
     <w:p>
       <w:pPr>
         <w:pStyle w:val="14"/>
-        <w:ind w:left="1134"/>
-      </w:pPr>
+        <w:numPr>
+          <w:ilvl w:val="0"/>
+          <w:numId w:val="0"/>
+        </w:numPr>
+        <w:ind w:left="1134" w:hanging="360"/>
+      </w:pPr>
+      <w:r>
+        <w:t>-</w:t>
+      </w:r>
+      <w:r>
+        <w:tab/>
+      </w:r>
       <w:r>
         <w:t xml:space="preserve">ГОСТ 34.602-2020 </w:t>
       </w:r>
@@ -3990,8 +4962,18 @@
     <w:p>
       <w:pPr>
         <w:pStyle w:val="14"/>
-        <w:ind w:left="1134"/>
-      </w:pPr>
+        <w:numPr>
+          <w:ilvl w:val="0"/>
+          <w:numId w:val="0"/>
+        </w:numPr>
+        <w:ind w:left="1134" w:hanging="360"/>
+      </w:pPr>
+      <w:r>
+        <w:t>-</w:t>
+      </w:r>
+      <w:r>
+        <w:tab/>
+      </w:r>
       <w:r>
         <w:t xml:space="preserve">ГОСТ 19.301-79 </w:t>
       </w:r>
@@ -4011,8 +4993,18 @@
     <w:p>
       <w:pPr>
         <w:pStyle w:val="14"/>
-        <w:ind w:left="1134"/>
-      </w:pPr>
+        <w:numPr>
+          <w:ilvl w:val="0"/>
+          <w:numId w:val="0"/>
+        </w:numPr>
+        <w:ind w:left="1134" w:hanging="360"/>
+      </w:pPr>
+      <w:r>
+        <w:t>-</w:t>
+      </w:r>
+      <w:r>
+        <w:tab/>
+      </w:r>
       <w:r>
         <w:t xml:space="preserve">ГОСТ Р 27.001-2009 </w:t>
       </w:r>
@@ -4032,8 +5024,18 @@
     <w:p>
       <w:pPr>
         <w:pStyle w:val="14"/>
-        <w:ind w:left="1134"/>
-      </w:pPr>
+        <w:numPr>
+          <w:ilvl w:val="0"/>
+          <w:numId w:val="0"/>
+        </w:numPr>
+        <w:ind w:left="1134" w:hanging="360"/>
+      </w:pPr>
+      <w:r>
+        <w:t>-</w:t>
+      </w:r>
+      <w:r>
+        <w:tab/>
+      </w:r>
       <w:r>
         <w:t>ГОСТ Р 52289-2019 «Технические средства организации дорожного движения. Правила применения дорожных знаков, разметки, светофоров, дорожных ограждений и направляющих устройств»;</w:t>
       </w:r>
@@ -4041,8 +5043,18 @@
     <w:p>
       <w:pPr>
         <w:pStyle w:val="14"/>
-        <w:ind w:left="1134"/>
-      </w:pPr>
+        <w:numPr>
+          <w:ilvl w:val="0"/>
+          <w:numId w:val="0"/>
+        </w:numPr>
+        <w:ind w:left="1134" w:hanging="360"/>
+      </w:pPr>
+      <w:r>
+        <w:t>-</w:t>
+      </w:r>
+      <w:r>
+        <w:tab/>
+      </w:r>
       <w:r>
         <w:t>ГОСТ Р 52290-2004 «Технические средства организации дорожного движения. Знаки дорожные. Общие технические требования»</w:t>
       </w:r>
@@ -4056,8 +5068,18 @@
     <w:p>
       <w:pPr>
         <w:pStyle w:val="14"/>
-        <w:ind w:left="1134"/>
-      </w:pPr>
+        <w:numPr>
+          <w:ilvl w:val="0"/>
+          <w:numId w:val="0"/>
+        </w:numPr>
+        <w:ind w:left="1134" w:hanging="360"/>
+      </w:pPr>
+      <w:r>
+        <w:t>-</w:t>
+      </w:r>
+      <w:r>
+        <w:tab/>
+      </w:r>
       <w:r>
         <w:t>ГОСТ 7.32-2017</w:t>
       </w:r>
@@ -4077,8 +5099,18 @@
     <w:p>
       <w:pPr>
         <w:pStyle w:val="14"/>
-        <w:ind w:left="1134"/>
-      </w:pPr>
+        <w:numPr>
+          <w:ilvl w:val="0"/>
+          <w:numId w:val="0"/>
+        </w:numPr>
+        <w:ind w:left="1134" w:hanging="360"/>
+      </w:pPr>
+      <w:r>
+        <w:t>-</w:t>
+      </w:r>
+      <w:r>
+        <w:tab/>
+      </w:r>
       <w:r>
         <w:t>ГОСТ 2.105-2019 «Единая система конструкторской документации. Общие требования к текстовым документам»;</w:t>
       </w:r>
@@ -4086,8 +5118,18 @@
     <w:p>
       <w:pPr>
         <w:pStyle w:val="14"/>
-        <w:ind w:left="1134"/>
-      </w:pPr>
+        <w:numPr>
+          <w:ilvl w:val="0"/>
+          <w:numId w:val="0"/>
+        </w:numPr>
+        <w:ind w:left="1134" w:hanging="360"/>
+      </w:pPr>
+      <w:r>
+        <w:t>-</w:t>
+      </w:r>
+      <w:r>
+        <w:tab/>
+      </w:r>
       <w:r>
         <w:t>ГОСТ 27.003-2016 «Надежность в технике. Состав и общие правила задания требований по надежности»;</w:t>
       </w:r>
@@ -4095,8 +5137,18 @@
     <w:p>
       <w:pPr>
         <w:pStyle w:val="14"/>
-        <w:ind w:left="1134"/>
-      </w:pPr>
+        <w:numPr>
+          <w:ilvl w:val="0"/>
+          <w:numId w:val="0"/>
+        </w:numPr>
+        <w:ind w:left="1134" w:hanging="360"/>
+      </w:pPr>
+      <w:r>
+        <w:t>-</w:t>
+      </w:r>
+      <w:r>
+        <w:tab/>
+      </w:r>
       <w:r>
         <w:t xml:space="preserve">ГОСТ Р 59795-2021 </w:t>
       </w:r>
@@ -4112,15 +5164,10 @@
     <w:p>
       <w:pPr>
         <w:keepNext/>
-        <w:numPr>
-          <w:ilvl w:val="1"/>
-          <w:numId w:val="104"/>
-        </w:numPr>
         <w:tabs>
           <w:tab w:val="left" w:pos="1134"/>
         </w:tabs>
         <w:spacing w:after="120"/>
-        <w:ind w:left="0" w:firstLine="709"/>
         <w:outlineLvl w:val="1"/>
         <w:rPr>
           <w:b/>
@@ -4131,6 +5178,34 @@
       <w:r>
         <w:rPr>
           <w:b/>
+          <w:color w:val="000000"/>
+          <w:lang w:eastAsia="en-US" w:bidi="x-none"/>
+          <w14:scene3d>
+            <w14:camera w14:prst="orthographicFront"/>
+            <w14:lightRig w14:rig="threePt" w14:dir="t">
+              <w14:rot w14:lat="0" w14:lon="0" w14:rev="0"/>
+            </w14:lightRig>
+          </w14:scene3d>
+        </w:rPr>
+        <w:t>3.2</w:t>
+      </w:r>
+      <w:r>
+        <w:rPr>
+          <w:b/>
+          <w:color w:val="000000"/>
+          <w:lang w:eastAsia="en-US" w:bidi="x-none"/>
+          <w14:scene3d>
+            <w14:camera w14:prst="orthographicFront"/>
+            <w14:lightRig w14:rig="threePt" w14:dir="t">
+              <w14:rot w14:lat="0" w14:lon="0" w14:rev="0"/>
+            </w14:lightRig>
+          </w14:scene3d>
+        </w:rPr>
+        <w:tab/>
+      </w:r>
+      <w:r>
+        <w:rPr>
+          <w:b/>
           <w:bCs/>
           <w:lang w:eastAsia="en-US"/>
         </w:rPr>
@@ -4140,8 +5215,18 @@
     <w:p>
       <w:pPr>
         <w:pStyle w:val="14"/>
-        <w:ind w:left="1134"/>
-      </w:pPr>
+        <w:numPr>
+          <w:ilvl w:val="0"/>
+          <w:numId w:val="0"/>
+        </w:numPr>
+        <w:ind w:left="1134" w:hanging="360"/>
+      </w:pPr>
+      <w:r>
+        <w:t>-</w:t>
+      </w:r>
+      <w:r>
+        <w:tab/>
+      </w:r>
       <w:r>
         <w:t xml:space="preserve">Федеральный закон от 26.06.2008 № 102-ФЗ «Об обеспечении единства измерений» (п. </w:t>
       </w:r>
@@ -4155,18 +5240,37 @@
     <w:p>
       <w:pPr>
         <w:pStyle w:val="14"/>
-        <w:ind w:left="1134"/>
-      </w:pPr>
-      <w:r>
-        <w:lastRenderedPageBreak/>
+        <w:numPr>
+          <w:ilvl w:val="0"/>
+          <w:numId w:val="0"/>
+        </w:numPr>
+        <w:ind w:left="1134" w:hanging="360"/>
+      </w:pPr>
+      <w:r>
+        <w:t>-</w:t>
+      </w:r>
+      <w:r>
+        <w:tab/>
+      </w:r>
+      <w:r>
         <w:t>приказ МВД России от 08.11.2012 № 1014 «Об утверждении Перечня измерений, относящихся к сфере государственного регулирования обеспечения единства измерений и обязательных метрологических требований к ним» (раздел 5);</w:t>
       </w:r>
     </w:p>
     <w:p>
       <w:pPr>
         <w:pStyle w:val="14"/>
-        <w:ind w:left="1134"/>
-      </w:pPr>
+        <w:numPr>
+          <w:ilvl w:val="0"/>
+          <w:numId w:val="0"/>
+        </w:numPr>
+        <w:ind w:left="1134" w:hanging="360"/>
+      </w:pPr>
+      <w:r>
+        <w:t>-</w:t>
+      </w:r>
+      <w:r>
+        <w:tab/>
+      </w:r>
       <w:r>
         <w:t>Федеральный закон от 30.12.2001 № 195-ФЗ «Кодекс Российской Федерации об Административных правонарушениях» (далее – КоАП РФ) (ст.26.8);</w:t>
       </w:r>
@@ -4174,8 +5278,18 @@
     <w:p>
       <w:pPr>
         <w:pStyle w:val="14"/>
-        <w:ind w:left="1134"/>
-      </w:pPr>
+        <w:numPr>
+          <w:ilvl w:val="0"/>
+          <w:numId w:val="0"/>
+        </w:numPr>
+        <w:ind w:left="1134" w:hanging="360"/>
+      </w:pPr>
+      <w:r>
+        <w:t>-</w:t>
+      </w:r>
+      <w:r>
+        <w:tab/>
+      </w:r>
       <w:r>
         <w:t xml:space="preserve">Федеральный закон от 29.05.2023 N 197-ФЗ </w:t>
       </w:r>
@@ -4201,8 +5315,18 @@
     <w:p>
       <w:pPr>
         <w:pStyle w:val="14"/>
-        <w:ind w:left="1134"/>
-      </w:pPr>
+        <w:numPr>
+          <w:ilvl w:val="0"/>
+          <w:numId w:val="0"/>
+        </w:numPr>
+        <w:ind w:left="1134" w:hanging="360"/>
+      </w:pPr>
+      <w:r>
+        <w:t>-</w:t>
+      </w:r>
+      <w:r>
+        <w:tab/>
+      </w:r>
       <w:r>
         <w:rPr>
           <w:rFonts w:eastAsia="Calibri" w:cs="Times New Roman"/>
@@ -4235,8 +5359,18 @@
     <w:p>
       <w:pPr>
         <w:pStyle w:val="14"/>
-        <w:ind w:left="1134"/>
-      </w:pPr>
+        <w:numPr>
+          <w:ilvl w:val="0"/>
+          <w:numId w:val="0"/>
+        </w:numPr>
+        <w:ind w:left="1134" w:hanging="360"/>
+      </w:pPr>
+      <w:r>
+        <w:t>-</w:t>
+      </w:r>
+      <w:r>
+        <w:tab/>
+      </w:r>
       <w:r>
         <w:t>Постановление Правительства РФ от 01.06.2024 № 754 «О размещении стационарных средств фиксации, передвижных средств фиксации или мобильных средств фиксации»</w:t>
       </w:r>
@@ -4244,8 +5378,18 @@
     <w:p>
       <w:pPr>
         <w:pStyle w:val="14"/>
-        <w:ind w:left="1134"/>
-      </w:pPr>
+        <w:numPr>
+          <w:ilvl w:val="0"/>
+          <w:numId w:val="0"/>
+        </w:numPr>
+        <w:ind w:left="1134" w:hanging="360"/>
+      </w:pPr>
+      <w:r>
+        <w:t>-</w:t>
+      </w:r>
+      <w:r>
+        <w:tab/>
+      </w:r>
       <w:r>
         <w:t>ГОСТ Р 57145-2016 «Специальные технические средства, работающие в автоматическом режиме и имеющие функции фото- и киносъемки, видеозаписи, для обеспечения контроля за дорожным движением. Правила применения»;</w:t>
       </w:r>
@@ -4253,8 +5397,18 @@
     <w:p>
       <w:pPr>
         <w:pStyle w:val="14"/>
-        <w:ind w:left="1134"/>
-      </w:pPr>
+        <w:numPr>
+          <w:ilvl w:val="0"/>
+          <w:numId w:val="0"/>
+        </w:numPr>
+        <w:ind w:left="1134" w:hanging="360"/>
+      </w:pPr>
+      <w:r>
+        <w:t>-</w:t>
+      </w:r>
+      <w:r>
+        <w:tab/>
+      </w:r>
       <w:r>
         <w:t>ГОСТ Р 57144-2016 «Специальные технические средства, работающие в автоматическом режиме и имеющие функции фото- и киносъемки, видеозаписи, для обеспечения контроля за дорожным движением. Общие технические требования (с Поправкой)»;</w:t>
       </w:r>
@@ -4262,8 +5416,18 @@
     <w:p>
       <w:pPr>
         <w:pStyle w:val="14"/>
-        <w:ind w:left="1134"/>
-      </w:pPr>
+        <w:numPr>
+          <w:ilvl w:val="0"/>
+          <w:numId w:val="0"/>
+        </w:numPr>
+        <w:ind w:left="1134" w:hanging="360"/>
+      </w:pPr>
+      <w:r>
+        <w:t>-</w:t>
+      </w:r>
+      <w:r>
+        <w:tab/>
+      </w:r>
       <w:r>
         <w:t>ГОСТ 26656-85 «Техническая диагностика. Контролепригодность. Общие требования»;</w:t>
       </w:r>
@@ -4271,8 +5435,18 @@
     <w:p>
       <w:pPr>
         <w:pStyle w:val="14"/>
-        <w:ind w:left="1134"/>
-      </w:pPr>
+        <w:numPr>
+          <w:ilvl w:val="0"/>
+          <w:numId w:val="0"/>
+        </w:numPr>
+        <w:ind w:left="1134" w:hanging="360"/>
+      </w:pPr>
+      <w:r>
+        <w:t>-</w:t>
+      </w:r>
+      <w:r>
+        <w:tab/>
+      </w:r>
       <w:r>
         <w:t>«Гигиенические требования к размещению и эксплуатации передающих радиотехнических объектов</w:t>
       </w:r>
@@ -4286,8 +5460,18 @@
     <w:p>
       <w:pPr>
         <w:pStyle w:val="14"/>
-        <w:ind w:left="1134"/>
-      </w:pPr>
+        <w:numPr>
+          <w:ilvl w:val="0"/>
+          <w:numId w:val="0"/>
+        </w:numPr>
+        <w:ind w:left="1134" w:hanging="360"/>
+      </w:pPr>
+      <w:r>
+        <w:t>-</w:t>
+      </w:r>
+      <w:r>
+        <w:tab/>
+      </w:r>
       <w:r>
         <w:t>ГОСТ 22261-94 «Средства измерений электрических и магнитных величин. Общие технические условия»;</w:t>
       </w:r>
@@ -4295,8 +5479,18 @@
     <w:p>
       <w:pPr>
         <w:pStyle w:val="14"/>
-        <w:ind w:left="1134"/>
-      </w:pPr>
+        <w:numPr>
+          <w:ilvl w:val="0"/>
+          <w:numId w:val="0"/>
+        </w:numPr>
+        <w:ind w:left="1134" w:hanging="360"/>
+      </w:pPr>
+      <w:r>
+        <w:t>-</w:t>
+      </w:r>
+      <w:r>
+        <w:tab/>
+      </w:r>
       <w:r>
         <w:t>ГОСТ 14254-2015 (IEC 60529:2013)</w:t>
       </w:r>
@@ -4322,8 +5516,18 @@
     <w:p>
       <w:pPr>
         <w:pStyle w:val="14"/>
-        <w:ind w:left="1134"/>
-      </w:pPr>
+        <w:numPr>
+          <w:ilvl w:val="0"/>
+          <w:numId w:val="0"/>
+        </w:numPr>
+        <w:ind w:left="1134" w:hanging="360"/>
+      </w:pPr>
+      <w:r>
+        <w:t>-</w:t>
+      </w:r>
+      <w:r>
+        <w:tab/>
+      </w:r>
       <w:r>
         <w:t>ГОСТ IEC 61010-1-2014 «Безопасность электрических контрольно-измерительных приборов и лабораторного оборудования. Часть 1. Общие требования»</w:t>
       </w:r>
@@ -4334,8 +5538,18 @@
     <w:p>
       <w:pPr>
         <w:pStyle w:val="14"/>
-        <w:ind w:left="1134"/>
-      </w:pPr>
+        <w:numPr>
+          <w:ilvl w:val="0"/>
+          <w:numId w:val="0"/>
+        </w:numPr>
+        <w:ind w:left="1134" w:hanging="360"/>
+      </w:pPr>
+      <w:r>
+        <w:t>-</w:t>
+      </w:r>
+      <w:r>
+        <w:tab/>
+      </w:r>
       <w:r>
         <w:t>ГОСТ 30805.22-2013 «Совместимость технических средств электромагнитная. ... Нормы и методы измерений»;</w:t>
       </w:r>
@@ -4343,8 +5557,18 @@
     <w:p>
       <w:pPr>
         <w:pStyle w:val="14"/>
-        <w:ind w:left="1134"/>
-      </w:pPr>
+        <w:numPr>
+          <w:ilvl w:val="0"/>
+          <w:numId w:val="0"/>
+        </w:numPr>
+        <w:ind w:left="1134" w:hanging="360"/>
+      </w:pPr>
+      <w:r>
+        <w:t>-</w:t>
+      </w:r>
+      <w:r>
+        <w:tab/>
+      </w:r>
       <w:r>
         <w:t>ГОСТ CISPR 24-2013 «Совместимость технических средств электромагнитная. Оборудование информационных технологий. Устойчивость к электромагнитным помехам. Требования и методы испытаний»;</w:t>
       </w:r>
@@ -4352,8 +5576,18 @@
     <w:p>
       <w:pPr>
         <w:pStyle w:val="14"/>
-        <w:ind w:left="1134"/>
-      </w:pPr>
+        <w:numPr>
+          <w:ilvl w:val="0"/>
+          <w:numId w:val="0"/>
+        </w:numPr>
+        <w:ind w:left="1134" w:hanging="360"/>
+      </w:pPr>
+      <w:r>
+        <w:t>-</w:t>
+      </w:r>
+      <w:r>
+        <w:tab/>
+      </w:r>
       <w:r>
         <w:t>ГОСТ 30804.4.3-2013 «Совместимость технических средств электромагнитная. Устойчивость к радиочастотному электромагнитному полю. Требования и методы испытаний»;</w:t>
       </w:r>
@@ -4361,8 +5595,18 @@
     <w:p>
       <w:pPr>
         <w:pStyle w:val="14"/>
-        <w:ind w:left="1134"/>
-      </w:pPr>
+        <w:numPr>
+          <w:ilvl w:val="0"/>
+          <w:numId w:val="0"/>
+        </w:numPr>
+        <w:ind w:left="1134" w:hanging="360"/>
+      </w:pPr>
+      <w:r>
+        <w:t>-</w:t>
+      </w:r>
+      <w:r>
+        <w:tab/>
+      </w:r>
       <w:r>
         <w:t>ГОСТ 30804.4.4-2013 (IEC 61000-4-4:2004) «Совместимость технических средств электромагнитная. Устойчивость к наносекундным импульсным помехам. Требования и методы испытаний (с Поправкой)»;</w:t>
       </w:r>
@@ -4370,8 +5614,18 @@
     <w:p>
       <w:pPr>
         <w:pStyle w:val="14"/>
-        <w:ind w:left="1134"/>
-      </w:pPr>
+        <w:numPr>
+          <w:ilvl w:val="0"/>
+          <w:numId w:val="0"/>
+        </w:numPr>
+        <w:ind w:left="1134" w:hanging="360"/>
+      </w:pPr>
+      <w:r>
+        <w:t>-</w:t>
+      </w:r>
+      <w:r>
+        <w:tab/>
+      </w:r>
       <w:r>
         <w:t xml:space="preserve">ГОСТ </w:t>
       </w:r>
@@ -4385,8 +5639,18 @@
     <w:p>
       <w:pPr>
         <w:pStyle w:val="14"/>
-        <w:ind w:left="1134"/>
-      </w:pPr>
+        <w:numPr>
+          <w:ilvl w:val="0"/>
+          <w:numId w:val="0"/>
+        </w:numPr>
+        <w:ind w:left="1134" w:hanging="360"/>
+      </w:pPr>
+      <w:r>
+        <w:t>-</w:t>
+      </w:r>
+      <w:r>
+        <w:tab/>
+      </w:r>
       <w:r>
         <w:t>ГОСТ 12.2.003-91 «Система стандартов безопасности труда (ССБТ). Оборудование производственное. Общие требования безопасности»;</w:t>
       </w:r>
@@ -4394,18 +5658,37 @@
     <w:p>
       <w:pPr>
         <w:pStyle w:val="14"/>
-        <w:ind w:left="1134"/>
-      </w:pPr>
-      <w:r>
-        <w:lastRenderedPageBreak/>
+        <w:numPr>
+          <w:ilvl w:val="0"/>
+          <w:numId w:val="0"/>
+        </w:numPr>
+        <w:ind w:left="1134" w:hanging="360"/>
+      </w:pPr>
+      <w:r>
+        <w:t>-</w:t>
+      </w:r>
+      <w:r>
+        <w:tab/>
+      </w:r>
+      <w:r>
         <w:t>ГОСТ 22261-94 «Средства измерений электрических и магнитных величин. Общие технические условия (с Изменением № 1)»;</w:t>
       </w:r>
     </w:p>
     <w:p>
       <w:pPr>
         <w:pStyle w:val="14"/>
-        <w:ind w:left="1134"/>
-      </w:pPr>
+        <w:numPr>
+          <w:ilvl w:val="0"/>
+          <w:numId w:val="0"/>
+        </w:numPr>
+        <w:ind w:left="1134" w:hanging="360"/>
+      </w:pPr>
+      <w:r>
+        <w:t>-</w:t>
+      </w:r>
+      <w:r>
+        <w:tab/>
+      </w:r>
       <w:r>
         <w:t>ГОСТ 8.654-2016 «Государственная система обеспечения единства измерений (ГСИ). Фотометрия. Термины и определения»;</w:t>
       </w:r>
@@ -4413,8 +5696,18 @@
     <w:p>
       <w:pPr>
         <w:pStyle w:val="14"/>
-        <w:ind w:left="1134"/>
-      </w:pPr>
+        <w:numPr>
+          <w:ilvl w:val="0"/>
+          <w:numId w:val="0"/>
+        </w:numPr>
+        <w:ind w:left="1134" w:hanging="360"/>
+      </w:pPr>
+      <w:r>
+        <w:t>-</w:t>
+      </w:r>
+      <w:r>
+        <w:tab/>
+      </w:r>
       <w:r>
         <w:t>ГОСТ Р 2.601-2019 «Единая система конструкторской документации (ЕСКД). Эксплуатационные документы».</w:t>
       </w:r>
@@ -4654,8 +5947,6 @@
             <w:r>
               <w:t xml:space="preserve"> "</w:t>
             </w:r>
-            <w:bookmarkStart w:id="24" w:name="_GoBack"/>
-            <w:bookmarkEnd w:id="24"/>
             <w:r>
               <w:t xml:space="preserve">УРБАНТЕХ СЕВЕРО-ЗАПАД </w:t>
             </w:r>
@@ -4731,7 +6022,7 @@
 </file>
 
 <file path=word/endnotes.xml><?xml version="1.0" encoding="utf-8"?>
-<w:endnotes xmlns:wpc="http://schemas.microsoft.com/office/word/2010/wordprocessingCanvas" xmlns:mc="http://schemas.openxmlformats.org/markup-compatibility/2006" xmlns:o="urn:schemas-microsoft-com:office:office" xmlns:r="http://schemas.openxmlformats.org/officeDocument/2006/relationships" xmlns:m="http://schemas.openxmlformats.org/officeDocument/2006/math" xmlns:v="urn:schemas-microsoft-com:vml" xmlns:wp14="http://schemas.microsoft.com/office/word/2010/wordprocessingDrawing" xmlns:wp="http://schemas.openxmlformats.org/drawingml/2006/wordprocessingDrawing" xmlns:w10="urn:schemas-microsoft-com:office:word" xmlns:w="http://schemas.openxmlformats.org/wordprocessingml/2006/main" xmlns:w14="http://schemas.microsoft.com/office/word/2010/wordml" xmlns:w15="http://schemas.microsoft.com/office/word/2012/wordml" xmlns:wpg="http://schemas.microsoft.com/office/word/2010/wordprocessingGroup" xmlns:wpi="http://schemas.microsoft.com/office/word/2010/wordprocessingInk" xmlns:wne="http://schemas.microsoft.com/office/word/2006/wordml" xmlns:wps="http://schemas.microsoft.com/office/word/2010/wordprocessingShape" mc:Ignorable="w14 w15 wp14">
+<w:endnotes xmlns:wpc="http://schemas.microsoft.com/office/word/2010/wordprocessingCanvas" xmlns:cx="http://schemas.microsoft.com/office/drawing/2014/chartex" xmlns:cx1="http://schemas.microsoft.com/office/drawing/2015/9/8/chartex" xmlns:cx2="http://schemas.microsoft.com/office/drawing/2015/10/21/chartex" xmlns:cx3="http://schemas.microsoft.com/office/drawing/2016/5/9/chartex" xmlns:cx4="http://schemas.microsoft.com/office/drawing/2016/5/10/chartex" xmlns:cx5="http://schemas.microsoft.com/office/drawing/2016/5/11/chartex" xmlns:cx6="http://schemas.microsoft.com/office/drawing/2016/5/12/chartex" xmlns:cx7="http://schemas.microsoft.com/office/drawing/2016/5/13/chartex" xmlns:cx8="http://schemas.microsoft.com/office/drawing/2016/5/14/chartex" xmlns:mc="http://schemas.openxmlformats.org/markup-compatibility/2006" xmlns:aink="http://schemas.microsoft.com/office/drawing/2016/ink" xmlns:am3d="http://schemas.microsoft.com/office/drawing/2017/model3d" xmlns:o="urn:schemas-microsoft-com:office:office" xmlns:oel="http://schemas.microsoft.com/office/2019/extlst" xmlns:r="http://schemas.openxmlformats.org/officeDocument/2006/relationships" xmlns:m="http://schemas.openxmlformats.org/officeDocument/2006/math" xmlns:v="urn:schemas-microsoft-com:vml" xmlns:wp14="http://schemas.microsoft.com/office/word/2010/wordprocessingDrawing" xmlns:wp="http://schemas.openxmlformats.org/drawingml/2006/wordprocessingDrawing" xmlns:w10="urn:schemas-microsoft-com:office:word" xmlns:w="http://schemas.openxmlformats.org/wordprocessingml/2006/main" xmlns:w14="http://schemas.microsoft.com/office/word/2010/wordml" xmlns:w15="http://schemas.microsoft.com/office/word/2012/wordml" xmlns:w16cex="http://schemas.microsoft.com/office/word/2018/wordml/cex" xmlns:w16cid="http://schemas.microsoft.com/office/word/2016/wordml/cid" xmlns:w16="http://schemas.microsoft.com/office/word/2018/wordml" xmlns:w16du="http://schemas.microsoft.com/office/word/2023/wordml/word16du" xmlns:w16sdtdh="http://schemas.microsoft.com/office/word/2020/wordml/sdtdatahash" xmlns:w16sdtfl="http://schemas.microsoft.com/office/word/2024/wordml/sdtformatlock" xmlns:w16se="http://schemas.microsoft.com/office/word/2015/wordml/symex" xmlns:wpg="http://schemas.microsoft.com/office/word/2010/wordprocessingGroup" xmlns:wpi="http://schemas.microsoft.com/office/word/2010/wordprocessingInk" xmlns:wne="http://schemas.microsoft.com/office/word/2006/wordml" xmlns:wps="http://schemas.microsoft.com/office/word/2010/wordprocessingShape" mc:Ignorable="w14 w15 w16se w16cid w16 w16cex w16sdtdh w16sdtfl w16du wp14">
   <w:endnote w:type="separator" w:id="-1">
     <w:p>
       <w:pPr>
@@ -4756,7 +6047,7 @@
 </file>
 
 <file path=word/footer1.xml><?xml version="1.0" encoding="utf-8"?>
-<w:ftr xmlns:wpc="http://schemas.microsoft.com/office/word/2010/wordprocessingCanvas" xmlns:mc="http://schemas.openxmlformats.org/markup-compatibility/2006" xmlns:o="urn:schemas-microsoft-com:office:office" xmlns:r="http://schemas.openxmlformats.org/officeDocument/2006/relationships" xmlns:m="http://schemas.openxmlformats.org/officeDocument/2006/math" xmlns:v="urn:schemas-microsoft-com:vml" xmlns:wp14="http://schemas.microsoft.com/office/word/2010/wordprocessingDrawing" xmlns:wp="http://schemas.openxmlformats.org/drawingml/2006/wordprocessingDrawing" xmlns:w10="urn:schemas-microsoft-com:office:word" xmlns:w="http://schemas.openxmlformats.org/wordprocessingml/2006/main" xmlns:w14="http://schemas.microsoft.com/office/word/2010/wordml" xmlns:w15="http://schemas.microsoft.com/office/word/2012/wordml" xmlns:wpg="http://schemas.microsoft.com/office/word/2010/wordprocessingGroup" xmlns:wpi="http://schemas.microsoft.com/office/word/2010/wordprocessingInk" xmlns:wne="http://schemas.microsoft.com/office/word/2006/wordml" xmlns:wps="http://schemas.microsoft.com/office/word/2010/wordprocessingShape" mc:Ignorable="w14 w15 wp14">
+<w:ftr xmlns:wpc="http://schemas.microsoft.com/office/word/2010/wordprocessingCanvas" xmlns:cx="http://schemas.microsoft.com/office/drawing/2014/chartex" xmlns:cx1="http://schemas.microsoft.com/office/drawing/2015/9/8/chartex" xmlns:cx2="http://schemas.microsoft.com/office/drawing/2015/10/21/chartex" xmlns:cx3="http://schemas.microsoft.com/office/drawing/2016/5/9/chartex" xmlns:cx4="http://schemas.microsoft.com/office/drawing/2016/5/10/chartex" xmlns:cx5="http://schemas.microsoft.com/office/drawing/2016/5/11/chartex" xmlns:cx6="http://schemas.microsoft.com/office/drawing/2016/5/12/chartex" xmlns:cx7="http://schemas.microsoft.com/office/drawing/2016/5/13/chartex" xmlns:cx8="http://schemas.microsoft.com/office/drawing/2016/5/14/chartex" xmlns:mc="http://schemas.openxmlformats.org/markup-compatibility/2006" xmlns:aink="http://schemas.microsoft.com/office/drawing/2016/ink" xmlns:am3d="http://schemas.microsoft.com/office/drawing/2017/model3d" xmlns:o="urn:schemas-microsoft-com:office:office" xmlns:oel="http://schemas.microsoft.com/office/2019/extlst" xmlns:r="http://schemas.openxmlformats.org/officeDocument/2006/relationships" xmlns:m="http://schemas.openxmlformats.org/officeDocument/2006/math" xmlns:v="urn:schemas-microsoft-com:vml" xmlns:wp14="http://schemas.microsoft.com/office/word/2010/wordprocessingDrawing" xmlns:wp="http://schemas.openxmlformats.org/drawingml/2006/wordprocessingDrawing" xmlns:w10="urn:schemas-microsoft-com:office:word" xmlns:w="http://schemas.openxmlformats.org/wordprocessingml/2006/main" xmlns:w14="http://schemas.microsoft.com/office/word/2010/wordml" xmlns:w15="http://schemas.microsoft.com/office/word/2012/wordml" xmlns:w16cex="http://schemas.microsoft.com/office/word/2018/wordml/cex" xmlns:w16cid="http://schemas.microsoft.com/office/word/2016/wordml/cid" xmlns:w16="http://schemas.microsoft.com/office/word/2018/wordml" xmlns:w16du="http://schemas.microsoft.com/office/word/2023/wordml/word16du" xmlns:w16sdtdh="http://schemas.microsoft.com/office/word/2020/wordml/sdtdatahash" xmlns:w16sdtfl="http://schemas.microsoft.com/office/word/2024/wordml/sdtformatlock" xmlns:w16se="http://schemas.microsoft.com/office/word/2015/wordml/symex" xmlns:wpg="http://schemas.microsoft.com/office/word/2010/wordprocessingGroup" xmlns:wpi="http://schemas.microsoft.com/office/word/2010/wordprocessingInk" xmlns:wne="http://schemas.microsoft.com/office/word/2006/wordml" xmlns:wps="http://schemas.microsoft.com/office/word/2010/wordprocessingShape" mc:Ignorable="w14 w15 w16se w16cid w16 w16cex w16sdtdh w16sdtfl w16du wp14">
   <w:sdt>
     <w:sdtPr>
       <w:id w:val="396718405"/>
@@ -4802,7 +6093,7 @@
 </file>
 
 <file path=word/footnotes.xml><?xml version="1.0" encoding="utf-8"?>
-<w:footnotes xmlns:wpc="http://schemas.microsoft.com/office/word/2010/wordprocessingCanvas" xmlns:mc="http://schemas.openxmlformats.org/markup-compatibility/2006" xmlns:o="urn:schemas-microsoft-com:office:office" xmlns:r="http://schemas.openxmlformats.org/officeDocument/2006/relationships" xmlns:m="http://schemas.openxmlformats.org/officeDocument/2006/math" xmlns:v="urn:schemas-microsoft-com:vml" xmlns:wp14="http://schemas.microsoft.com/office/word/2010/wordprocessingDrawing" xmlns:wp="http://schemas.openxmlformats.org/drawingml/2006/wordprocessingDrawing" xmlns:w10="urn:schemas-microsoft-com:office:word" xmlns:w="http://schemas.openxmlformats.org/wordprocessingml/2006/main" xmlns:w14="http://schemas.microsoft.com/office/word/2010/wordml" xmlns:w15="http://schemas.microsoft.com/office/word/2012/wordml" xmlns:wpg="http://schemas.microsoft.com/office/word/2010/wordprocessingGroup" xmlns:wpi="http://schemas.microsoft.com/office/word/2010/wordprocessingInk" xmlns:wne="http://schemas.microsoft.com/office/word/2006/wordml" xmlns:wps="http://schemas.microsoft.com/office/word/2010/wordprocessingShape" mc:Ignorable="w14 w15 wp14">
+<w:footnotes xmlns:wpc="http://schemas.microsoft.com/office/word/2010/wordprocessingCanvas" xmlns:cx="http://schemas.microsoft.com/office/drawing/2014/chartex" xmlns:cx1="http://schemas.microsoft.com/office/drawing/2015/9/8/chartex" xmlns:cx2="http://schemas.microsoft.com/office/drawing/2015/10/21/chartex" xmlns:cx3="http://schemas.microsoft.com/office/drawing/2016/5/9/chartex" xmlns:cx4="http://schemas.microsoft.com/office/drawing/2016/5/10/chartex" xmlns:cx5="http://schemas.microsoft.com/office/drawing/2016/5/11/chartex" xmlns:cx6="http://schemas.microsoft.com/office/drawing/2016/5/12/chartex" xmlns:cx7="http://schemas.microsoft.com/office/drawing/2016/5/13/chartex" xmlns:cx8="http://schemas.microsoft.com/office/drawing/2016/5/14/chartex" xmlns:mc="http://schemas.openxmlformats.org/markup-compatibility/2006" xmlns:aink="http://schemas.microsoft.com/office/drawing/2016/ink" xmlns:am3d="http://schemas.microsoft.com/office/drawing/2017/model3d" xmlns:o="urn:schemas-microsoft-com:office:office" xmlns:oel="http://schemas.microsoft.com/office/2019/extlst" xmlns:r="http://schemas.openxmlformats.org/officeDocument/2006/relationships" xmlns:m="http://schemas.openxmlformats.org/officeDocument/2006/math" xmlns:v="urn:schemas-microsoft-com:vml" xmlns:wp14="http://schemas.microsoft.com/office/word/2010/wordprocessingDrawing" xmlns:wp="http://schemas.openxmlformats.org/drawingml/2006/wordprocessingDrawing" xmlns:w10="urn:schemas-microsoft-com:office:word" xmlns:w="http://schemas.openxmlformats.org/wordprocessingml/2006/main" xmlns:w14="http://schemas.microsoft.com/office/word/2010/wordml" xmlns:w15="http://schemas.microsoft.com/office/word/2012/wordml" xmlns:w16cex="http://schemas.microsoft.com/office/word/2018/wordml/cex" xmlns:w16cid="http://schemas.microsoft.com/office/word/2016/wordml/cid" xmlns:w16="http://schemas.microsoft.com/office/word/2018/wordml" xmlns:w16du="http://schemas.microsoft.com/office/word/2023/wordml/word16du" xmlns:w16sdtdh="http://schemas.microsoft.com/office/word/2020/wordml/sdtdatahash" xmlns:w16sdtfl="http://schemas.microsoft.com/office/word/2024/wordml/sdtformatlock" xmlns:w16se="http://schemas.microsoft.com/office/word/2015/wordml/symex" xmlns:wpg="http://schemas.microsoft.com/office/word/2010/wordprocessingGroup" xmlns:wpi="http://schemas.microsoft.com/office/word/2010/wordprocessingInk" xmlns:wne="http://schemas.microsoft.com/office/word/2006/wordml" xmlns:wps="http://schemas.microsoft.com/office/word/2010/wordprocessingShape" mc:Ignorable="w14 w15 w16se w16cid w16 w16cex w16sdtdh w16sdtfl w16du wp14">
   <w:footnote w:type="separator" w:id="-1">
     <w:p>
       <w:pPr>
@@ -4827,7 +6118,7 @@
 </file>
 
 <file path=word/numbering.xml><?xml version="1.0" encoding="utf-8"?>
-<w:numbering xmlns:wpc="http://schemas.microsoft.com/office/word/2010/wordprocessingCanvas" xmlns:mc="http://schemas.openxmlformats.org/markup-compatibility/2006" xmlns:o="urn:schemas-microsoft-com:office:office" xmlns:r="http://schemas.openxmlformats.org/officeDocument/2006/relationships" xmlns:m="http://schemas.openxmlformats.org/officeDocument/2006/math" xmlns:v="urn:schemas-microsoft-com:vml" xmlns:wp14="http://schemas.microsoft.com/office/word/2010/wordprocessingDrawing" xmlns:wp="http://schemas.openxmlformats.org/drawingml/2006/wordprocessingDrawing" xmlns:w10="urn:schemas-microsoft-com:office:word" xmlns:w="http://schemas.openxmlformats.org/wordprocessingml/2006/main" xmlns:w14="http://schemas.microsoft.com/office/word/2010/wordml" xmlns:w15="http://schemas.microsoft.com/office/word/2012/wordml" xmlns:wpg="http://schemas.microsoft.com/office/word/2010/wordprocessingGroup" xmlns:wpi="http://schemas.microsoft.com/office/word/2010/wordprocessingInk" xmlns:wne="http://schemas.microsoft.com/office/word/2006/wordml" xmlns:wps="http://schemas.microsoft.com/office/word/2010/wordprocessingShape" mc:Ignorable="w14 w15 wp14">
+<w:numbering xmlns:wpc="http://schemas.microsoft.com/office/word/2010/wordprocessingCanvas" xmlns:cx="http://schemas.microsoft.com/office/drawing/2014/chartex" xmlns:cx1="http://schemas.microsoft.com/office/drawing/2015/9/8/chartex" xmlns:cx2="http://schemas.microsoft.com/office/drawing/2015/10/21/chartex" xmlns:cx3="http://schemas.microsoft.com/office/drawing/2016/5/9/chartex" xmlns:cx4="http://schemas.microsoft.com/office/drawing/2016/5/10/chartex" xmlns:cx5="http://schemas.microsoft.com/office/drawing/2016/5/11/chartex" xmlns:cx6="http://schemas.microsoft.com/office/drawing/2016/5/12/chartex" xmlns:cx7="http://schemas.microsoft.com/office/drawing/2016/5/13/chartex" xmlns:cx8="http://schemas.microsoft.com/office/drawing/2016/5/14/chartex" xmlns:mc="http://schemas.openxmlformats.org/markup-compatibility/2006" xmlns:aink="http://schemas.microsoft.com/office/drawing/2016/ink" xmlns:am3d="http://schemas.microsoft.com/office/drawing/2017/model3d" xmlns:o="urn:schemas-microsoft-com:office:office" xmlns:oel="http://schemas.microsoft.com/office/2019/extlst" xmlns:r="http://schemas.openxmlformats.org/officeDocument/2006/relationships" xmlns:m="http://schemas.openxmlformats.org/officeDocument/2006/math" xmlns:v="urn:schemas-microsoft-com:vml" xmlns:wp14="http://schemas.microsoft.com/office/word/2010/wordprocessingDrawing" xmlns:wp="http://schemas.openxmlformats.org/drawingml/2006/wordprocessingDrawing" xmlns:w10="urn:schemas-microsoft-com:office:word" xmlns:w="http://schemas.openxmlformats.org/wordprocessingml/2006/main" xmlns:w14="http://schemas.microsoft.com/office/word/2010/wordml" xmlns:w15="http://schemas.microsoft.com/office/word/2012/wordml" xmlns:w16cex="http://schemas.microsoft.com/office/word/2018/wordml/cex" xmlns:w16cid="http://schemas.microsoft.com/office/word/2016/wordml/cid" xmlns:w16="http://schemas.microsoft.com/office/word/2018/wordml" xmlns:w16du="http://schemas.microsoft.com/office/word/2023/wordml/word16du" xmlns:w16sdtdh="http://schemas.microsoft.com/office/word/2020/wordml/sdtdatahash" xmlns:w16sdtfl="http://schemas.microsoft.com/office/word/2024/wordml/sdtformatlock" xmlns:w16se="http://schemas.microsoft.com/office/word/2015/wordml/symex" xmlns:wpg="http://schemas.microsoft.com/office/word/2010/wordprocessingGroup" xmlns:wpi="http://schemas.microsoft.com/office/word/2010/wordprocessingInk" xmlns:wne="http://schemas.microsoft.com/office/word/2006/wordml" xmlns:wps="http://schemas.microsoft.com/office/word/2010/wordprocessingShape" mc:Ignorable="w14 w15 w16se w16cid w16 w16cex w16sdtdh w16sdtfl w16du wp14">
   <w:abstractNum w:abstractNumId="0" w15:restartNumberingAfterBreak="0">
     <w:nsid w:val="FFFFFF7C"/>
     <w:multiLevelType w:val="singleLevel"/>
@@ -18422,64 +19713,64 @@
       </w:pPr>
     </w:lvl>
   </w:abstractNum>
-  <w:num w:numId="1">
+  <w:num w:numId="1" w16cid:durableId="2040472404">
     <w:abstractNumId w:val="11"/>
   </w:num>
-  <w:num w:numId="2">
+  <w:num w:numId="2" w16cid:durableId="2016958682">
     <w:abstractNumId w:val="13"/>
   </w:num>
-  <w:num w:numId="3">
+  <w:num w:numId="3" w16cid:durableId="508907969">
     <w:abstractNumId w:val="12"/>
   </w:num>
-  <w:num w:numId="4">
+  <w:num w:numId="4" w16cid:durableId="1539464347">
     <w:abstractNumId w:val="15"/>
   </w:num>
-  <w:num w:numId="5">
+  <w:num w:numId="5" w16cid:durableId="1183587454">
     <w:abstractNumId w:val="14"/>
   </w:num>
-  <w:num w:numId="6">
+  <w:num w:numId="6" w16cid:durableId="701322581">
     <w:abstractNumId w:val="9"/>
   </w:num>
-  <w:num w:numId="7">
+  <w:num w:numId="7" w16cid:durableId="1094133534">
     <w:abstractNumId w:val="6"/>
   </w:num>
-  <w:num w:numId="8">
+  <w:num w:numId="8" w16cid:durableId="1764640099">
     <w:abstractNumId w:val="5"/>
   </w:num>
-  <w:num w:numId="9">
+  <w:num w:numId="9" w16cid:durableId="1079131378">
     <w:abstractNumId w:val="4"/>
   </w:num>
-  <w:num w:numId="10">
+  <w:num w:numId="10" w16cid:durableId="379475556">
     <w:abstractNumId w:val="8"/>
   </w:num>
-  <w:num w:numId="11">
+  <w:num w:numId="11" w16cid:durableId="160240028">
     <w:abstractNumId w:val="3"/>
   </w:num>
-  <w:num w:numId="12">
+  <w:num w:numId="12" w16cid:durableId="486020304">
     <w:abstractNumId w:val="2"/>
   </w:num>
-  <w:num w:numId="13">
+  <w:num w:numId="13" w16cid:durableId="1667591882">
     <w:abstractNumId w:val="1"/>
   </w:num>
-  <w:num w:numId="14">
+  <w:num w:numId="14" w16cid:durableId="578754654">
     <w:abstractNumId w:val="0"/>
   </w:num>
-  <w:num w:numId="15">
+  <w:num w:numId="15" w16cid:durableId="916985653">
     <w:abstractNumId w:val="109"/>
   </w:num>
-  <w:num w:numId="16">
+  <w:num w:numId="16" w16cid:durableId="457456310">
     <w:abstractNumId w:val="23"/>
   </w:num>
-  <w:num w:numId="17">
+  <w:num w:numId="17" w16cid:durableId="1460562880">
     <w:abstractNumId w:val="118"/>
   </w:num>
-  <w:num w:numId="18">
+  <w:num w:numId="18" w16cid:durableId="775101189">
     <w:abstractNumId w:val="25"/>
   </w:num>
-  <w:num w:numId="19">
+  <w:num w:numId="19" w16cid:durableId="600770035">
     <w:abstractNumId w:val="32"/>
   </w:num>
-  <w:num w:numId="20">
+  <w:num w:numId="20" w16cid:durableId="253786731">
     <w:abstractNumId w:val="89"/>
     <w:lvlOverride w:ilvl="0">
       <w:startOverride w:val="1"/>
@@ -18509,22 +19800,22 @@
       <w:startOverride w:val="1"/>
     </w:lvlOverride>
   </w:num>
-  <w:num w:numId="21">
+  <w:num w:numId="21" w16cid:durableId="1124349910">
     <w:abstractNumId w:val="44"/>
   </w:num>
-  <w:num w:numId="22">
+  <w:num w:numId="22" w16cid:durableId="1455054464">
     <w:abstractNumId w:val="96"/>
   </w:num>
-  <w:num w:numId="23">
+  <w:num w:numId="23" w16cid:durableId="102188720">
     <w:abstractNumId w:val="77"/>
   </w:num>
-  <w:num w:numId="24">
+  <w:num w:numId="24" w16cid:durableId="2049407862">
     <w:abstractNumId w:val="19"/>
   </w:num>
-  <w:num w:numId="25">
+  <w:num w:numId="25" w16cid:durableId="1074232422">
     <w:abstractNumId w:val="42"/>
   </w:num>
-  <w:num w:numId="26">
+  <w:num w:numId="26" w16cid:durableId="2009557857">
     <w:abstractNumId w:val="73"/>
     <w:lvlOverride w:ilvl="0">
       <w:lvl w:ilvl="0">
@@ -18682,238 +19973,238 @@
       </w:lvl>
     </w:lvlOverride>
   </w:num>
-  <w:num w:numId="27">
+  <w:num w:numId="27" w16cid:durableId="2083260891">
     <w:abstractNumId w:val="108"/>
   </w:num>
-  <w:num w:numId="28">
+  <w:num w:numId="28" w16cid:durableId="798038245">
     <w:abstractNumId w:val="88"/>
   </w:num>
-  <w:num w:numId="29">
+  <w:num w:numId="29" w16cid:durableId="1367488732">
     <w:abstractNumId w:val="24"/>
   </w:num>
-  <w:num w:numId="30">
+  <w:num w:numId="30" w16cid:durableId="1472674566">
     <w:abstractNumId w:val="53"/>
   </w:num>
-  <w:num w:numId="31">
+  <w:num w:numId="31" w16cid:durableId="1235776380">
     <w:abstractNumId w:val="35"/>
   </w:num>
-  <w:num w:numId="32">
+  <w:num w:numId="32" w16cid:durableId="1736657711">
     <w:abstractNumId w:val="113"/>
   </w:num>
-  <w:num w:numId="33">
+  <w:num w:numId="33" w16cid:durableId="1910378750">
     <w:abstractNumId w:val="68"/>
   </w:num>
-  <w:num w:numId="34">
+  <w:num w:numId="34" w16cid:durableId="175578330">
     <w:abstractNumId w:val="103"/>
   </w:num>
-  <w:num w:numId="35">
+  <w:num w:numId="35" w16cid:durableId="1648315441">
     <w:abstractNumId w:val="30"/>
   </w:num>
-  <w:num w:numId="36">
+  <w:num w:numId="36" w16cid:durableId="1266575485">
     <w:abstractNumId w:val="110"/>
     <w:lvlOverride w:ilvl="0">
       <w:startOverride w:val="2"/>
     </w:lvlOverride>
   </w:num>
-  <w:num w:numId="37">
+  <w:num w:numId="37" w16cid:durableId="1643776307">
     <w:abstractNumId w:val="61"/>
   </w:num>
-  <w:num w:numId="38">
+  <w:num w:numId="38" w16cid:durableId="1215779849">
     <w:abstractNumId w:val="28"/>
   </w:num>
-  <w:num w:numId="39">
+  <w:num w:numId="39" w16cid:durableId="679236987">
     <w:abstractNumId w:val="70"/>
   </w:num>
-  <w:num w:numId="40">
+  <w:num w:numId="40" w16cid:durableId="1524392820">
     <w:abstractNumId w:val="60"/>
   </w:num>
-  <w:num w:numId="41">
+  <w:num w:numId="41" w16cid:durableId="2078816950">
     <w:abstractNumId w:val="104"/>
   </w:num>
-  <w:num w:numId="42">
+  <w:num w:numId="42" w16cid:durableId="55010438">
     <w:abstractNumId w:val="117"/>
   </w:num>
-  <w:num w:numId="43">
+  <w:num w:numId="43" w16cid:durableId="1421826536">
     <w:abstractNumId w:val="37"/>
   </w:num>
-  <w:num w:numId="44">
+  <w:num w:numId="44" w16cid:durableId="1916553417">
     <w:abstractNumId w:val="112"/>
   </w:num>
-  <w:num w:numId="45">
+  <w:num w:numId="45" w16cid:durableId="1593931595">
     <w:abstractNumId w:val="46"/>
   </w:num>
-  <w:num w:numId="46">
+  <w:num w:numId="46" w16cid:durableId="1069155925">
     <w:abstractNumId w:val="63"/>
   </w:num>
-  <w:num w:numId="47">
+  <w:num w:numId="47" w16cid:durableId="227618747">
     <w:abstractNumId w:val="76"/>
   </w:num>
-  <w:num w:numId="48">
+  <w:num w:numId="48" w16cid:durableId="700934274">
     <w:abstractNumId w:val="98"/>
   </w:num>
-  <w:num w:numId="49">
+  <w:num w:numId="49" w16cid:durableId="173495353">
     <w:abstractNumId w:val="31"/>
   </w:num>
-  <w:num w:numId="50">
+  <w:num w:numId="50" w16cid:durableId="535971176">
     <w:abstractNumId w:val="57"/>
   </w:num>
-  <w:num w:numId="51">
+  <w:num w:numId="51" w16cid:durableId="1707482751">
     <w:abstractNumId w:val="85"/>
   </w:num>
-  <w:num w:numId="52">
+  <w:num w:numId="52" w16cid:durableId="182322926">
     <w:abstractNumId w:val="33"/>
   </w:num>
-  <w:num w:numId="53">
+  <w:num w:numId="53" w16cid:durableId="411707449">
     <w:abstractNumId w:val="66"/>
   </w:num>
-  <w:num w:numId="54">
+  <w:num w:numId="54" w16cid:durableId="669261601">
     <w:abstractNumId w:val="78"/>
   </w:num>
-  <w:num w:numId="55">
+  <w:num w:numId="55" w16cid:durableId="890115023">
     <w:abstractNumId w:val="106"/>
   </w:num>
-  <w:num w:numId="56">
+  <w:num w:numId="56" w16cid:durableId="1348294522">
     <w:abstractNumId w:val="36"/>
   </w:num>
-  <w:num w:numId="57">
+  <w:num w:numId="57" w16cid:durableId="1694262930">
     <w:abstractNumId w:val="74"/>
   </w:num>
-  <w:num w:numId="58">
+  <w:num w:numId="58" w16cid:durableId="1362047385">
     <w:abstractNumId w:val="59"/>
   </w:num>
-  <w:num w:numId="59">
+  <w:num w:numId="59" w16cid:durableId="994842633">
     <w:abstractNumId w:val="38"/>
   </w:num>
-  <w:num w:numId="60">
+  <w:num w:numId="60" w16cid:durableId="2052604535">
     <w:abstractNumId w:val="55"/>
   </w:num>
-  <w:num w:numId="61">
+  <w:num w:numId="61" w16cid:durableId="1307738056">
     <w:abstractNumId w:val="49"/>
   </w:num>
-  <w:num w:numId="62">
+  <w:num w:numId="62" w16cid:durableId="1120998742">
     <w:abstractNumId w:val="87"/>
   </w:num>
-  <w:num w:numId="63">
+  <w:num w:numId="63" w16cid:durableId="1503157192">
     <w:abstractNumId w:val="114"/>
   </w:num>
-  <w:num w:numId="64">
+  <w:num w:numId="64" w16cid:durableId="519586543">
     <w:abstractNumId w:val="39"/>
   </w:num>
-  <w:num w:numId="65">
+  <w:num w:numId="65" w16cid:durableId="1587298741">
     <w:abstractNumId w:val="64"/>
   </w:num>
-  <w:num w:numId="66">
+  <w:num w:numId="66" w16cid:durableId="758527053">
     <w:abstractNumId w:val="81"/>
   </w:num>
-  <w:num w:numId="67">
+  <w:num w:numId="67" w16cid:durableId="746225318">
     <w:abstractNumId w:val="67"/>
   </w:num>
-  <w:num w:numId="68">
+  <w:num w:numId="68" w16cid:durableId="1685325685">
     <w:abstractNumId w:val="80"/>
   </w:num>
-  <w:num w:numId="69">
+  <w:num w:numId="69" w16cid:durableId="395863003">
     <w:abstractNumId w:val="79"/>
   </w:num>
-  <w:num w:numId="70">
+  <w:num w:numId="70" w16cid:durableId="1762291332">
     <w:abstractNumId w:val="40"/>
   </w:num>
-  <w:num w:numId="71">
+  <w:num w:numId="71" w16cid:durableId="1903983">
     <w:abstractNumId w:val="99"/>
   </w:num>
-  <w:num w:numId="72">
+  <w:num w:numId="72" w16cid:durableId="131673567">
     <w:abstractNumId w:val="90"/>
   </w:num>
-  <w:num w:numId="73">
+  <w:num w:numId="73" w16cid:durableId="1481844173">
     <w:abstractNumId w:val="93"/>
   </w:num>
-  <w:num w:numId="74">
+  <w:num w:numId="74" w16cid:durableId="632714629">
     <w:abstractNumId w:val="84"/>
   </w:num>
-  <w:num w:numId="75">
+  <w:num w:numId="75" w16cid:durableId="225923280">
     <w:abstractNumId w:val="107"/>
   </w:num>
-  <w:num w:numId="76">
+  <w:num w:numId="76" w16cid:durableId="1710491423">
     <w:abstractNumId w:val="102"/>
   </w:num>
-  <w:num w:numId="77">
+  <w:num w:numId="77" w16cid:durableId="1462073849">
     <w:abstractNumId w:val="58"/>
   </w:num>
-  <w:num w:numId="78">
+  <w:num w:numId="78" w16cid:durableId="1440373920">
     <w:abstractNumId w:val="29"/>
   </w:num>
-  <w:num w:numId="79">
+  <w:num w:numId="79" w16cid:durableId="1130588165">
     <w:abstractNumId w:val="51"/>
   </w:num>
-  <w:num w:numId="80">
+  <w:num w:numId="80" w16cid:durableId="997805742">
     <w:abstractNumId w:val="26"/>
   </w:num>
-  <w:num w:numId="81">
+  <w:num w:numId="81" w16cid:durableId="1254163236">
     <w:abstractNumId w:val="95"/>
   </w:num>
-  <w:num w:numId="82">
+  <w:num w:numId="82" w16cid:durableId="1180389423">
     <w:abstractNumId w:val="17"/>
   </w:num>
-  <w:num w:numId="83">
+  <w:num w:numId="83" w16cid:durableId="1809470994">
     <w:abstractNumId w:val="56"/>
   </w:num>
-  <w:num w:numId="84">
+  <w:num w:numId="84" w16cid:durableId="404379039">
     <w:abstractNumId w:val="97"/>
   </w:num>
-  <w:num w:numId="85">
+  <w:num w:numId="85" w16cid:durableId="992030675">
     <w:abstractNumId w:val="48"/>
   </w:num>
-  <w:num w:numId="86">
+  <w:num w:numId="86" w16cid:durableId="214126417">
     <w:abstractNumId w:val="65"/>
   </w:num>
-  <w:num w:numId="87">
+  <w:num w:numId="87" w16cid:durableId="1307080152">
     <w:abstractNumId w:val="101"/>
   </w:num>
-  <w:num w:numId="88">
+  <w:num w:numId="88" w16cid:durableId="1395853055">
     <w:abstractNumId w:val="47"/>
   </w:num>
-  <w:num w:numId="89">
+  <w:num w:numId="89" w16cid:durableId="1694113964">
     <w:abstractNumId w:val="83"/>
   </w:num>
-  <w:num w:numId="90">
+  <w:num w:numId="90" w16cid:durableId="1481463610">
     <w:abstractNumId w:val="92"/>
   </w:num>
-  <w:num w:numId="91">
+  <w:num w:numId="91" w16cid:durableId="93326980">
     <w:abstractNumId w:val="50"/>
   </w:num>
-  <w:num w:numId="92">
+  <w:num w:numId="92" w16cid:durableId="386496841">
     <w:abstractNumId w:val="72"/>
   </w:num>
-  <w:num w:numId="93">
+  <w:num w:numId="93" w16cid:durableId="1574774292">
     <w:abstractNumId w:val="16"/>
   </w:num>
-  <w:num w:numId="94">
+  <w:num w:numId="94" w16cid:durableId="623123639">
     <w:abstractNumId w:val="94"/>
   </w:num>
-  <w:num w:numId="95">
+  <w:num w:numId="95" w16cid:durableId="1974631797">
     <w:abstractNumId w:val="75"/>
   </w:num>
-  <w:num w:numId="96">
+  <w:num w:numId="96" w16cid:durableId="1278682131">
     <w:abstractNumId w:val="52"/>
   </w:num>
-  <w:num w:numId="97">
+  <w:num w:numId="97" w16cid:durableId="603271187">
     <w:abstractNumId w:val="105"/>
   </w:num>
-  <w:num w:numId="98">
+  <w:num w:numId="98" w16cid:durableId="1951662130">
     <w:abstractNumId w:val="41"/>
   </w:num>
-  <w:num w:numId="99">
+  <w:num w:numId="99" w16cid:durableId="276763422">
     <w:abstractNumId w:val="20"/>
   </w:num>
-  <w:num w:numId="100">
+  <w:num w:numId="100" w16cid:durableId="1073701120">
     <w:abstractNumId w:val="34"/>
   </w:num>
-  <w:num w:numId="101">
+  <w:num w:numId="101" w16cid:durableId="1336297134">
     <w:abstractNumId w:val="86"/>
   </w:num>
-  <w:num w:numId="102">
+  <w:num w:numId="102" w16cid:durableId="1486777333">
     <w:abstractNumId w:val="10"/>
   </w:num>
-  <w:num w:numId="103">
+  <w:num w:numId="103" w16cid:durableId="1507095420">
     <w:abstractNumId w:val="91"/>
     <w:lvlOverride w:ilvl="0"/>
     <w:lvlOverride w:ilvl="1">
@@ -18927,10 +20218,10 @@
     <w:lvlOverride w:ilvl="7"/>
     <w:lvlOverride w:ilvl="8"/>
   </w:num>
-  <w:num w:numId="104">
+  <w:num w:numId="104" w16cid:durableId="240793121">
     <w:abstractNumId w:val="45"/>
   </w:num>
-  <w:num w:numId="105">
+  <w:num w:numId="105" w16cid:durableId="975378109">
     <w:abstractNumId w:val="71"/>
     <w:lvlOverride w:ilvl="0"/>
     <w:lvlOverride w:ilvl="1"/>
@@ -18954,22 +20245,22 @@
       <w:startOverride w:val="1"/>
     </w:lvlOverride>
   </w:num>
-  <w:num w:numId="106">
+  <w:num w:numId="106" w16cid:durableId="384068700">
     <w:abstractNumId w:val="18"/>
   </w:num>
-  <w:num w:numId="107">
+  <w:num w:numId="107" w16cid:durableId="1069304227">
     <w:abstractNumId w:val="22"/>
   </w:num>
-  <w:num w:numId="108">
+  <w:num w:numId="108" w16cid:durableId="1747261144">
     <w:abstractNumId w:val="100"/>
   </w:num>
-  <w:num w:numId="109">
+  <w:num w:numId="109" w16cid:durableId="1476677771">
     <w:abstractNumId w:val="27"/>
   </w:num>
-  <w:num w:numId="110">
+  <w:num w:numId="110" w16cid:durableId="2026783732">
     <w:abstractNumId w:val="62"/>
   </w:num>
-  <w:num w:numId="111">
+  <w:num w:numId="111" w16cid:durableId="626818317">
     <w:abstractNumId w:val="27"/>
     <w:lvlOverride w:ilvl="0">
       <w:startOverride w:val="1"/>
@@ -18999,7 +20290,7 @@
       <w:startOverride w:val="1"/>
     </w:lvlOverride>
   </w:num>
-  <w:num w:numId="112">
+  <w:num w:numId="112" w16cid:durableId="177962640">
     <w:abstractNumId w:val="27"/>
     <w:lvlOverride w:ilvl="0">
       <w:startOverride w:val="1"/>
@@ -19029,7 +20320,7 @@
       <w:startOverride w:val="1"/>
     </w:lvlOverride>
   </w:num>
-  <w:num w:numId="113">
+  <w:num w:numId="113" w16cid:durableId="1187325591">
     <w:abstractNumId w:val="45"/>
     <w:lvlOverride w:ilvl="0">
       <w:startOverride w:val="3"/>
@@ -19059,34 +20350,34 @@
       <w:startOverride w:val="1"/>
     </w:lvlOverride>
   </w:num>
-  <w:num w:numId="114">
+  <w:num w:numId="114" w16cid:durableId="318926214">
     <w:abstractNumId w:val="21"/>
   </w:num>
-  <w:num w:numId="115">
+  <w:num w:numId="115" w16cid:durableId="426539003">
     <w:abstractNumId w:val="111"/>
   </w:num>
-  <w:num w:numId="116">
+  <w:num w:numId="116" w16cid:durableId="1059549988">
     <w:abstractNumId w:val="82"/>
   </w:num>
-  <w:num w:numId="117">
+  <w:num w:numId="117" w16cid:durableId="1913082942">
     <w:abstractNumId w:val="43"/>
   </w:num>
-  <w:num w:numId="118">
+  <w:num w:numId="118" w16cid:durableId="231743690">
     <w:abstractNumId w:val="45"/>
   </w:num>
-  <w:num w:numId="119">
+  <w:num w:numId="119" w16cid:durableId="699747871">
     <w:abstractNumId w:val="45"/>
   </w:num>
-  <w:num w:numId="120">
+  <w:num w:numId="120" w16cid:durableId="1931162578">
     <w:abstractNumId w:val="45"/>
   </w:num>
-  <w:num w:numId="121">
+  <w:num w:numId="121" w16cid:durableId="1708263287">
     <w:abstractNumId w:val="45"/>
   </w:num>
-  <w:num w:numId="122">
+  <w:num w:numId="122" w16cid:durableId="383218155">
     <w:abstractNumId w:val="45"/>
   </w:num>
-  <w:num w:numId="123">
+  <w:num w:numId="123" w16cid:durableId="1314094599">
     <w:abstractNumId w:val="27"/>
     <w:lvlOverride w:ilvl="0">
       <w:startOverride w:val="1"/>
@@ -19116,28 +20407,28 @@
       <w:startOverride w:val="1"/>
     </w:lvlOverride>
   </w:num>
-  <w:num w:numId="124">
+  <w:num w:numId="124" w16cid:durableId="2125070795">
     <w:abstractNumId w:val="45"/>
   </w:num>
-  <w:num w:numId="125">
+  <w:num w:numId="125" w16cid:durableId="245458221">
     <w:abstractNumId w:val="43"/>
   </w:num>
-  <w:num w:numId="126">
+  <w:num w:numId="126" w16cid:durableId="1300571264">
     <w:abstractNumId w:val="69"/>
   </w:num>
-  <w:num w:numId="127">
+  <w:num w:numId="127" w16cid:durableId="1940483182">
     <w:abstractNumId w:val="115"/>
   </w:num>
-  <w:num w:numId="128">
+  <w:num w:numId="128" w16cid:durableId="1674381799">
     <w:abstractNumId w:val="7"/>
   </w:num>
-  <w:num w:numId="129">
+  <w:num w:numId="129" w16cid:durableId="1969623249">
     <w:abstractNumId w:val="116"/>
   </w:num>
-  <w:num w:numId="130">
+  <w:num w:numId="130" w16cid:durableId="355468790">
     <w:abstractNumId w:val="45"/>
   </w:num>
-  <w:num w:numId="131">
+  <w:num w:numId="131" w16cid:durableId="1073237429">
     <w:abstractNumId w:val="54"/>
   </w:num>
   <w:numIdMacAtCleanup w:val="126"/>
@@ -19145,7 +20436,7 @@
 </file>
 
 <file path=word/styles.xml><?xml version="1.0" encoding="utf-8"?>
-<w:styles xmlns:mc="http://schemas.openxmlformats.org/markup-compatibility/2006" xmlns:r="http://schemas.openxmlformats.org/officeDocument/2006/relationships" xmlns:w="http://schemas.openxmlformats.org/wordprocessingml/2006/main" xmlns:w14="http://schemas.microsoft.com/office/word/2010/wordml" xmlns:w15="http://schemas.microsoft.com/office/word/2012/wordml" mc:Ignorable="w14 w15">
+<w:styles xmlns:mc="http://schemas.openxmlformats.org/markup-compatibility/2006" xmlns:r="http://schemas.openxmlformats.org/officeDocument/2006/relationships" xmlns:w="http://schemas.openxmlformats.org/wordprocessingml/2006/main" xmlns:w14="http://schemas.microsoft.com/office/word/2010/wordml" xmlns:w15="http://schemas.microsoft.com/office/word/2012/wordml" xmlns:w16cex="http://schemas.microsoft.com/office/word/2018/wordml/cex" xmlns:w16cid="http://schemas.microsoft.com/office/word/2016/wordml/cid" xmlns:w16="http://schemas.microsoft.com/office/word/2018/wordml" xmlns:w16du="http://schemas.microsoft.com/office/word/2023/wordml/word16du" xmlns:w16sdtdh="http://schemas.microsoft.com/office/word/2020/wordml/sdtdatahash" xmlns:w16sdtfl="http://schemas.microsoft.com/office/word/2024/wordml/sdtformatlock" xmlns:w16se="http://schemas.microsoft.com/office/word/2015/wordml/symex" mc:Ignorable="w14 w15 w16se w16cid w16 w16cex w16sdtdh w16sdtfl w16du">
   <w:docDefaults>
     <w:rPrDefault>
       <w:rPr>
@@ -19161,7 +20452,7 @@
       </w:pPr>
     </w:pPrDefault>
   </w:docDefaults>
-  <w:latentStyles w:defLockedState="0" w:defUIPriority="99" w:defSemiHidden="0" w:defUnhideWhenUsed="0" w:defQFormat="0" w:count="371">
+  <w:latentStyles w:defLockedState="0" w:defUIPriority="99" w:defSemiHidden="0" w:defUnhideWhenUsed="0" w:defQFormat="0" w:count="376">
     <w:lsdException w:name="Normal" w:uiPriority="0" w:qFormat="1"/>
     <w:lsdException w:name="heading 1" w:uiPriority="9" w:qFormat="1"/>
     <w:lsdException w:name="heading 2" w:semiHidden="1" w:uiPriority="0" w:unhideWhenUsed="1" w:qFormat="1"/>
@@ -19533,6 +20824,11 @@
     <w:lsdException w:name="List Table 5 Dark Accent 6" w:uiPriority="50"/>
     <w:lsdException w:name="List Table 6 Colorful Accent 6" w:uiPriority="51"/>
     <w:lsdException w:name="List Table 7 Colorful Accent 6" w:uiPriority="52"/>
+    <w:lsdException w:name="Mention" w:semiHidden="1" w:unhideWhenUsed="1"/>
+    <w:lsdException w:name="Smart Hyperlink" w:semiHidden="1" w:unhideWhenUsed="1"/>
+    <w:lsdException w:name="Hashtag" w:semiHidden="1" w:unhideWhenUsed="1"/>
+    <w:lsdException w:name="Unresolved Mention" w:semiHidden="1" w:unhideWhenUsed="1"/>
+    <w:lsdException w:name="Smart Link" w:semiHidden="1" w:unhideWhenUsed="1"/>
   </w:latentStyles>
   <w:style w:type="paragraph" w:default="1" w:styleId="af5">
     <w:name w:val="Normal"/>
@@ -21677,7 +22973,7 @@
     </w:rPr>
   </w:style>
   <w:style w:type="character" w:customStyle="1" w:styleId="afffff8">
-    <w:name w:val="Название Знак"/>
+    <w:name w:val="Заголовок Знак"/>
     <w:basedOn w:val="af7"/>
     <w:link w:val="afffff7"/>
     <w:rsid w:val="0028525F"/>
